--- a/Отчёт ЛБ 1 Программирование на C++ Миков К.Д.docx
+++ b/Отчёт ЛБ 1 Программирование на C++ Миков К.Д.docx
@@ -28,6 +28,13 @@
           <w:szCs w:val="28"/>
         </w:rPr>
       </w:r>
+      <w:r>
+        <w:rPr>
+          <w:rFonts w:ascii="Times New Roman" w:hAnsi="Times New Roman"/>
+          <w:b/>
+          <w:szCs w:val="28"/>
+        </w:rPr>
+      </w:r>
     </w:p>
     <w:p>
       <w:pPr>
@@ -58,6 +65,14 @@
           <w:szCs w:val="28"/>
         </w:rPr>
       </w:r>
+      <w:r>
+        <w:rPr>
+          <w:rFonts w:ascii="Times New Roman" w:hAnsi="Times New Roman"/>
+          <w:color w:val="000000"/>
+          <w:sz w:val="28"/>
+          <w:szCs w:val="28"/>
+        </w:rPr>
+      </w:r>
     </w:p>
     <w:p>
       <w:pPr>
@@ -86,6 +101,13 @@
           <w:szCs w:val="28"/>
         </w:rPr>
       </w:r>
+      <w:r>
+        <w:rPr>
+          <w:rFonts w:ascii="Times New Roman" w:hAnsi="Times New Roman"/>
+          <w:sz w:val="28"/>
+          <w:szCs w:val="28"/>
+        </w:rPr>
+      </w:r>
     </w:p>
     <w:p>
       <w:pPr>
@@ -119,17 +141,6 @@
           <w:szCs w:val="28"/>
         </w:rPr>
       </w:r>
-    </w:p>
-    <w:p>
-      <w:pPr>
-        <w:jc w:val="center"/>
-        <w:spacing w:after="0"/>
-        <w:rPr>
-          <w:rFonts w:ascii="Times New Roman" w:hAnsi="Times New Roman"/>
-          <w:sz w:val="28"/>
-          <w:szCs w:val="28"/>
-        </w:rPr>
-      </w:pPr>
       <w:r>
         <w:rPr>
           <w:rFonts w:ascii="Times New Roman" w:hAnsi="Times New Roman"/>
@@ -138,19 +149,46 @@
           <w:sz w:val="28"/>
           <w:szCs w:val="28"/>
         </w:rPr>
-        <w:t xml:space="preserve">ТОМСКИЙ ПОЛИТЕХНИЧЕСКИЙ УНИВЕРСИТЕТ</w:t>
-      </w:r>
-      <w:r>
-        <w:rPr>
-          <w:rFonts w:ascii="Times New Roman" w:hAnsi="Times New Roman"/>
-          <w:sz w:val="28"/>
-          <w:szCs w:val="28"/>
-        </w:rPr>
       </w:r>
     </w:p>
     <w:p>
       <w:pPr>
-        <w:pStyle w:val="717"/>
+        <w:jc w:val="center"/>
+        <w:spacing w:after="0"/>
+        <w:rPr>
+          <w:rFonts w:ascii="Times New Roman" w:hAnsi="Times New Roman"/>
+          <w:sz w:val="28"/>
+          <w:szCs w:val="28"/>
+        </w:rPr>
+      </w:pPr>
+      <w:r>
+        <w:rPr>
+          <w:rFonts w:ascii="Times New Roman" w:hAnsi="Times New Roman"/>
+          <w:b/>
+          <w:color w:val="000000"/>
+          <w:sz w:val="28"/>
+          <w:szCs w:val="28"/>
+        </w:rPr>
+        <w:t xml:space="preserve">ТОМСКИЙ ПОЛИТЕХНИЧЕСКИЙ УНИВЕРСИТЕТ</w:t>
+      </w:r>
+      <w:r>
+        <w:rPr>
+          <w:rFonts w:ascii="Times New Roman" w:hAnsi="Times New Roman"/>
+          <w:sz w:val="28"/>
+          <w:szCs w:val="28"/>
+        </w:rPr>
+      </w:r>
+      <w:r>
+        <w:rPr>
+          <w:rFonts w:ascii="Times New Roman" w:hAnsi="Times New Roman"/>
+          <w:sz w:val="28"/>
+          <w:szCs w:val="28"/>
+        </w:rPr>
+      </w:r>
+    </w:p>
+    <w:p>
+      <w:pPr>
+        <w:pStyle w:val="886"/>
         <w:spacing w:after="0"/>
       </w:pPr>
       <w:r/>
@@ -158,7 +196,7 @@
     </w:p>
     <w:p>
       <w:pPr>
-        <w:pStyle w:val="717"/>
+        <w:pStyle w:val="886"/>
         <w:spacing w:after="0"/>
       </w:pPr>
       <w:r/>
@@ -166,7 +204,7 @@
     </w:p>
     <w:p>
       <w:pPr>
-        <w:pStyle w:val="714"/>
+        <w:pStyle w:val="883"/>
         <w:jc w:val="center"/>
         <w:spacing w:line="276" w:lineRule="auto"/>
         <w:rPr>
@@ -190,59 +228,80 @@
           <w:szCs w:val="24"/>
         </w:rPr>
       </w:r>
-    </w:p>
-    <w:p>
-      <w:pPr>
-        <w:pStyle w:val="714"/>
-        <w:jc w:val="center"/>
-        <w:spacing w:line="276" w:lineRule="auto"/>
+      <w:r>
         <w:rPr>
           <w:rFonts w:ascii="Times New Roman" w:hAnsi="Times New Roman"/>
           <w:sz w:val="24"/>
           <w:szCs w:val="24"/>
         </w:rPr>
-      </w:pPr>
-      <w:r>
+      </w:r>
+    </w:p>
+    <w:p>
+      <w:pPr>
+        <w:pStyle w:val="883"/>
+        <w:jc w:val="center"/>
+        <w:spacing w:line="276" w:lineRule="auto"/>
         <w:rPr>
           <w:rFonts w:ascii="Times New Roman" w:hAnsi="Times New Roman"/>
           <w:sz w:val="24"/>
           <w:szCs w:val="24"/>
         </w:rPr>
-        <w:t xml:space="preserve">Отделение информационных технологий</w:t>
-      </w:r>
+      </w:pPr>
       <w:r>
         <w:rPr>
           <w:rFonts w:ascii="Times New Roman" w:hAnsi="Times New Roman"/>
           <w:sz w:val="24"/>
           <w:szCs w:val="24"/>
         </w:rPr>
-      </w:r>
-    </w:p>
-    <w:p>
-      <w:pPr>
-        <w:pStyle w:val="714"/>
-        <w:jc w:val="center"/>
-        <w:spacing w:line="276" w:lineRule="auto"/>
+        <w:t xml:space="preserve">Отделение информационных технологий</w:t>
+      </w:r>
+      <w:r>
         <w:rPr>
           <w:rFonts w:ascii="Times New Roman" w:hAnsi="Times New Roman"/>
           <w:sz w:val="24"/>
           <w:szCs w:val="24"/>
         </w:rPr>
-      </w:pPr>
+      </w:r>
       <w:r>
         <w:rPr>
           <w:rFonts w:ascii="Times New Roman" w:hAnsi="Times New Roman"/>
           <w:sz w:val="24"/>
           <w:szCs w:val="24"/>
         </w:rPr>
-        <w:t xml:space="preserve">Направление информатика и вычислительная техника</w:t>
-      </w:r>
-      <w:r>
+      </w:r>
+    </w:p>
+    <w:p>
+      <w:pPr>
+        <w:pStyle w:val="883"/>
+        <w:jc w:val="center"/>
+        <w:spacing w:line="276" w:lineRule="auto"/>
         <w:rPr>
           <w:rFonts w:ascii="Times New Roman" w:hAnsi="Times New Roman"/>
           <w:sz w:val="24"/>
           <w:szCs w:val="24"/>
         </w:rPr>
+      </w:pPr>
+      <w:r>
+        <w:rPr>
+          <w:rFonts w:ascii="Times New Roman" w:hAnsi="Times New Roman"/>
+          <w:sz w:val="24"/>
+          <w:szCs w:val="24"/>
+        </w:rPr>
+        <w:t xml:space="preserve">Направление информатика и вычислительная техника</w:t>
+      </w:r>
+      <w:r>
+        <w:rPr>
+          <w:rFonts w:ascii="Times New Roman" w:hAnsi="Times New Roman"/>
+          <w:sz w:val="24"/>
+          <w:szCs w:val="24"/>
+        </w:rPr>
+      </w:r>
+      <w:r>
+        <w:rPr>
+          <w:rFonts w:ascii="Times New Roman" w:hAnsi="Times New Roman"/>
+          <w:sz w:val="24"/>
+          <w:szCs w:val="24"/>
+        </w:rPr>
       </w:r>
     </w:p>
     <w:p>
@@ -262,6 +321,11 @@
           <w:rFonts w:ascii="Times New Roman" w:hAnsi="Times New Roman"/>
         </w:rPr>
       </w:r>
+      <w:r>
+        <w:rPr>
+          <w:rFonts w:ascii="Times New Roman" w:hAnsi="Times New Roman"/>
+        </w:rPr>
+      </w:r>
     </w:p>
     <w:p>
       <w:pPr>
@@ -280,6 +344,11 @@
           <w:rFonts w:ascii="Times New Roman" w:hAnsi="Times New Roman"/>
         </w:rPr>
       </w:r>
+      <w:r>
+        <w:rPr>
+          <w:rFonts w:ascii="Times New Roman" w:hAnsi="Times New Roman"/>
+        </w:rPr>
+      </w:r>
     </w:p>
     <w:p>
       <w:pPr>
@@ -298,6 +367,11 @@
           <w:rFonts w:ascii="Times New Roman" w:hAnsi="Times New Roman"/>
         </w:rPr>
       </w:r>
+      <w:r>
+        <w:rPr>
+          <w:rFonts w:ascii="Times New Roman" w:hAnsi="Times New Roman"/>
+        </w:rPr>
+      </w:r>
     </w:p>
     <w:p>
       <w:pPr>
@@ -316,6 +390,11 @@
           <w:rFonts w:ascii="Times New Roman" w:hAnsi="Times New Roman"/>
         </w:rPr>
       </w:r>
+      <w:r>
+        <w:rPr>
+          <w:rFonts w:ascii="Times New Roman" w:hAnsi="Times New Roman"/>
+        </w:rPr>
+      </w:r>
     </w:p>
     <w:p>
       <w:pPr>
@@ -334,10 +413,15 @@
           <w:rFonts w:ascii="Times New Roman" w:hAnsi="Times New Roman"/>
         </w:rPr>
       </w:r>
+      <w:r>
+        <w:rPr>
+          <w:rFonts w:ascii="Times New Roman" w:hAnsi="Times New Roman"/>
+        </w:rPr>
+      </w:r>
     </w:p>
     <w:p>
       <w:pPr>
-        <w:pStyle w:val="718"/>
+        <w:pStyle w:val="887"/>
         <w:spacing w:line="276" w:lineRule="auto"/>
         <w:rPr>
           <w:sz w:val="28"/>
@@ -350,6 +434,12 @@
           <w:szCs w:val="28"/>
         </w:rPr>
         <w:t xml:space="preserve">Отчет </w:t>
+      </w:r>
+      <w:r>
+        <w:rPr>
+          <w:sz w:val="28"/>
+          <w:szCs w:val="28"/>
+        </w:rPr>
       </w:r>
       <w:r>
         <w:rPr>
@@ -360,7 +450,7 @@
     </w:p>
     <w:p>
       <w:pPr>
-        <w:pStyle w:val="718"/>
+        <w:pStyle w:val="887"/>
         <w:spacing w:line="276" w:lineRule="auto"/>
         <w:rPr>
           <w:b w:val="0"/>
@@ -375,6 +465,13 @@
           <w:szCs w:val="28"/>
         </w:rPr>
         <w:t xml:space="preserve">по лабораторной работе №1 </w:t>
+      </w:r>
+      <w:r>
+        <w:rPr>
+          <w:b w:val="0"/>
+          <w:sz w:val="28"/>
+          <w:szCs w:val="28"/>
+        </w:rPr>
       </w:r>
       <w:r>
         <w:rPr>
@@ -386,7 +483,7 @@
     </w:p>
     <w:p>
       <w:pPr>
-        <w:pStyle w:val="718"/>
+        <w:pStyle w:val="887"/>
         <w:jc w:val="left"/>
         <w:spacing w:line="276" w:lineRule="auto"/>
         <w:rPr>
@@ -409,10 +506,17 @@
           <w:szCs w:val="28"/>
         </w:rPr>
       </w:r>
+      <w:r>
+        <w:rPr>
+          <w:b w:val="0"/>
+          <w:sz w:val="28"/>
+          <w:szCs w:val="28"/>
+        </w:rPr>
+      </w:r>
     </w:p>
     <w:p>
       <w:pPr>
-        <w:pStyle w:val="718"/>
+        <w:pStyle w:val="887"/>
         <w:jc w:val="left"/>
         <w:spacing w:line="276" w:lineRule="auto"/>
         <w:rPr>
@@ -435,10 +539,17 @@
           <w:szCs w:val="28"/>
         </w:rPr>
       </w:r>
+      <w:r>
+        <w:rPr>
+          <w:b w:val="0"/>
+          <w:sz w:val="28"/>
+          <w:szCs w:val="28"/>
+        </w:rPr>
+      </w:r>
     </w:p>
     <w:p>
       <w:pPr>
-        <w:pStyle w:val="718"/>
+        <w:pStyle w:val="887"/>
         <w:spacing w:line="276" w:lineRule="auto"/>
         <w:rPr>
           <w:b w:val="0"/>
@@ -453,6 +564,13 @@
           <w:szCs w:val="28"/>
         </w:rPr>
         <w:t xml:space="preserve">по дисциплине</w:t>
+      </w:r>
+      <w:r>
+        <w:rPr>
+          <w:b w:val="0"/>
+          <w:sz w:val="28"/>
+          <w:szCs w:val="28"/>
+        </w:rPr>
       </w:r>
       <w:r>
         <w:rPr>
@@ -530,6 +648,16 @@
           <w:szCs w:val="28"/>
         </w:rPr>
       </w:r>
+      <w:r>
+        <w:rPr>
+          <w:rFonts w:ascii="Times New Roman" w:hAnsi="Times New Roman"/>
+          <w:b/>
+          <w:bCs/>
+          <w:caps/>
+          <w:sz w:val="28"/>
+          <w:szCs w:val="28"/>
+        </w:rPr>
+      </w:r>
     </w:p>
     <w:p>
       <w:pPr>
@@ -564,6 +692,16 @@
           <w:szCs w:val="28"/>
         </w:rPr>
       </w:r>
+      <w:r>
+        <w:rPr>
+          <w:rFonts w:ascii="Times New Roman" w:hAnsi="Times New Roman"/>
+          <w:b/>
+          <w:bCs/>
+          <w:caps/>
+          <w:sz w:val="28"/>
+          <w:szCs w:val="28"/>
+        </w:rPr>
+      </w:r>
     </w:p>
     <w:p>
       <w:pPr>
@@ -598,6 +736,16 @@
           <w:szCs w:val="28"/>
         </w:rPr>
       </w:r>
+      <w:r>
+        <w:rPr>
+          <w:rFonts w:ascii="Times New Roman" w:hAnsi="Times New Roman"/>
+          <w:b/>
+          <w:bCs/>
+          <w:caps/>
+          <w:sz w:val="28"/>
+          <w:szCs w:val="28"/>
+        </w:rPr>
+      </w:r>
     </w:p>
     <w:p>
       <w:pPr>
@@ -616,6 +764,12 @@
           <w:szCs w:val="28"/>
         </w:rPr>
         <w:t xml:space="preserve">СРЕДСТВО АВТОМАТИЗАЦИИ РАБОЧИХ ПРОЦЕССОВ GITHUB ACTIONS, CMAKE PRESETS И САНИТАЙЗЕРЫ</w:t>
+      </w:r>
+      <w:r>
+        <w:rPr>
+          <w:rFonts w:ascii="Times New Roman" w:hAnsi="Times New Roman"/>
+          <w:sz w:val="24"/>
+        </w:rPr>
       </w:r>
       <w:r>
         <w:rPr>
@@ -649,6 +803,12 @@
           <w:sz w:val="24"/>
         </w:rPr>
       </w:r>
+      <w:r>
+        <w:rPr>
+          <w:rFonts w:ascii="Times New Roman" w:hAnsi="Times New Roman"/>
+          <w:sz w:val="24"/>
+        </w:rPr>
+      </w:r>
     </w:p>
     <w:p>
       <w:pPr>
@@ -679,6 +839,12 @@
           <w:sz w:val="24"/>
         </w:rPr>
       </w:r>
+      <w:r>
+        <w:rPr>
+          <w:rFonts w:ascii="Times New Roman" w:hAnsi="Times New Roman"/>
+          <w:sz w:val="24"/>
+        </w:rPr>
+      </w:r>
     </w:p>
     <w:p>
       <w:pPr>
@@ -704,6 +870,12 @@
           <w:sz w:val="24"/>
         </w:rPr>
       </w:r>
+      <w:r>
+        <w:rPr>
+          <w:rFonts w:ascii="Times New Roman" w:hAnsi="Times New Roman"/>
+          <w:sz w:val="24"/>
+        </w:rPr>
+      </w:r>
     </w:p>
     <w:p>
       <w:pPr>
@@ -730,6 +902,12 @@
           <w:sz w:val="24"/>
         </w:rPr>
       </w:r>
+      <w:r>
+        <w:rPr>
+          <w:rFonts w:ascii="Times New Roman" w:hAnsi="Times New Roman"/>
+          <w:sz w:val="24"/>
+        </w:rPr>
+      </w:r>
     </w:p>
     <w:p>
       <w:pPr>
@@ -760,6 +938,12 @@
           <w:sz w:val="24"/>
         </w:rPr>
       </w:r>
+      <w:r>
+        <w:rPr>
+          <w:rFonts w:ascii="Times New Roman" w:hAnsi="Times New Roman"/>
+          <w:sz w:val="24"/>
+        </w:rPr>
+      </w:r>
     </w:p>
     <w:p>
       <w:pPr>
@@ -782,6 +966,12 @@
           <w:szCs w:val="28"/>
         </w:rPr>
       </w:r>
+      <w:r>
+        <w:rPr>
+          <w:rFonts w:ascii="Times New Roman" w:hAnsi="Times New Roman"/>
+          <w:szCs w:val="28"/>
+        </w:rPr>
+      </w:r>
     </w:p>
     <w:p>
       <w:pPr>
@@ -804,6 +994,12 @@
           <w:szCs w:val="28"/>
         </w:rPr>
       </w:r>
+      <w:r>
+        <w:rPr>
+          <w:rFonts w:ascii="Times New Roman" w:hAnsi="Times New Roman"/>
+          <w:szCs w:val="28"/>
+        </w:rPr>
+      </w:r>
     </w:p>
     <w:p>
       <w:pPr>
@@ -826,6 +1022,12 @@
           <w:szCs w:val="28"/>
         </w:rPr>
       </w:r>
+      <w:r>
+        <w:rPr>
+          <w:rFonts w:ascii="Times New Roman" w:hAnsi="Times New Roman"/>
+          <w:szCs w:val="28"/>
+        </w:rPr>
+      </w:r>
     </w:p>
     <w:p>
       <w:pPr>
@@ -837,6 +1039,13 @@
           <w:szCs w:val="28"/>
         </w:rPr>
       </w:pPr>
+      <w:r>
+        <w:rPr>
+          <w:rFonts w:ascii="Times New Roman" w:hAnsi="Times New Roman"/>
+          <w:sz w:val="28"/>
+          <w:szCs w:val="28"/>
+        </w:rPr>
+      </w:r>
       <w:r>
         <w:rPr>
           <w:rFonts w:ascii="Times New Roman" w:hAnsi="Times New Roman"/>
@@ -881,7 +1090,7 @@
     </w:p>
     <w:p>
       <w:pPr>
-        <w:pStyle w:val="701"/>
+        <w:pStyle w:val="870"/>
         <w:spacing w:before="0" w:line="360" w:lineRule="auto"/>
         <w:rPr>
           <w:rFonts w:ascii="Calibri" w:hAnsi="Calibri" w:eastAsia="Times New Roman"/>
@@ -907,10 +1116,17 @@
           <w:szCs w:val="22"/>
         </w:rPr>
       </w:r>
+      <w:r>
+        <w:rPr>
+          <w:rFonts w:ascii="Calibri" w:hAnsi="Calibri" w:eastAsia="Times New Roman"/>
+          <w:sz w:val="22"/>
+          <w:szCs w:val="22"/>
+        </w:rPr>
+      </w:r>
     </w:p>
     <w:p>
       <w:pPr>
-        <w:pStyle w:val="701"/>
+        <w:pStyle w:val="870"/>
         <w:spacing w:line="360" w:lineRule="auto"/>
         <w:rPr>
           <w:b w:val="0"/>
@@ -927,6 +1143,11 @@
           <w:b w:val="0"/>
         </w:rPr>
         <w:t xml:space="preserve">раммного обеспечения на языке программирования C++ с применением системы непрерывной интеграции GitHub Actions, инструмента конфигурации и управления параметрами сборки CMake Presets, а также средств динамического анализа программного кода - санитайзеров. </w:t>
+      </w:r>
+      <w:r>
+        <w:rPr>
+          <w:b w:val="0"/>
+        </w:rPr>
       </w:r>
       <w:r>
         <w:rPr>
@@ -936,7 +1157,7 @@
     </w:p>
     <w:p>
       <w:pPr>
-        <w:pStyle w:val="701"/>
+        <w:pStyle w:val="870"/>
         <w:spacing w:before="0" w:line="360" w:lineRule="auto"/>
       </w:pPr>
       <w:r>
@@ -981,6 +1202,14 @@
           <w:szCs w:val="28"/>
         </w:rPr>
       </w:r>
+      <w:r>
+        <w:rPr>
+          <w:rFonts w:ascii="Times New Roman" w:hAnsi="Times New Roman" w:eastAsiaTheme="majorEastAsia"/>
+          <w:bCs/>
+          <w:sz w:val="28"/>
+          <w:szCs w:val="28"/>
+        </w:rPr>
+      </w:r>
     </w:p>
     <w:p>
       <w:pPr>
@@ -1010,6 +1239,14 @@
           <w:szCs w:val="28"/>
         </w:rPr>
       </w:r>
+      <w:r>
+        <w:rPr>
+          <w:rFonts w:ascii="Times New Roman" w:hAnsi="Times New Roman" w:eastAsiaTheme="majorEastAsia"/>
+          <w:bCs/>
+          <w:sz w:val="28"/>
+          <w:szCs w:val="28"/>
+        </w:rPr>
+      </w:r>
     </w:p>
     <w:p>
       <w:pPr>
@@ -1039,6 +1276,14 @@
           <w:szCs w:val="28"/>
         </w:rPr>
       </w:r>
+      <w:r>
+        <w:rPr>
+          <w:rFonts w:ascii="Times New Roman" w:hAnsi="Times New Roman" w:eastAsiaTheme="majorEastAsia"/>
+          <w:bCs/>
+          <w:sz w:val="28"/>
+          <w:szCs w:val="28"/>
+        </w:rPr>
+      </w:r>
     </w:p>
     <w:p>
       <w:pPr>
@@ -1068,6 +1313,14 @@
           <w:szCs w:val="28"/>
         </w:rPr>
       </w:r>
+      <w:r>
+        <w:rPr>
+          <w:rFonts w:ascii="Times New Roman" w:hAnsi="Times New Roman" w:eastAsiaTheme="majorEastAsia"/>
+          <w:bCs/>
+          <w:sz w:val="28"/>
+          <w:szCs w:val="28"/>
+        </w:rPr>
+      </w:r>
     </w:p>
     <w:p>
       <w:pPr>
@@ -1097,6 +1350,14 @@
           <w:szCs w:val="28"/>
         </w:rPr>
       </w:r>
+      <w:r>
+        <w:rPr>
+          <w:rFonts w:ascii="Times New Roman" w:hAnsi="Times New Roman" w:eastAsiaTheme="majorEastAsia"/>
+          <w:bCs/>
+          <w:sz w:val="28"/>
+          <w:szCs w:val="28"/>
+        </w:rPr>
+      </w:r>
     </w:p>
     <w:p>
       <w:pPr>
@@ -1126,6 +1387,14 @@
           <w:szCs w:val="28"/>
         </w:rPr>
       </w:r>
+      <w:r>
+        <w:rPr>
+          <w:rFonts w:ascii="Times New Roman" w:hAnsi="Times New Roman" w:eastAsiaTheme="majorEastAsia"/>
+          <w:bCs/>
+          <w:sz w:val="28"/>
+          <w:szCs w:val="28"/>
+        </w:rPr>
+      </w:r>
     </w:p>
     <w:p>
       <w:pPr>
@@ -1155,6 +1424,14 @@
           <w:szCs w:val="28"/>
         </w:rPr>
       </w:r>
+      <w:r>
+        <w:rPr>
+          <w:rFonts w:ascii="Times New Roman" w:hAnsi="Times New Roman" w:eastAsiaTheme="majorEastAsia"/>
+          <w:bCs/>
+          <w:sz w:val="28"/>
+          <w:szCs w:val="28"/>
+        </w:rPr>
+      </w:r>
     </w:p>
     <w:p>
       <w:pPr>
@@ -1184,6 +1461,14 @@
           <w:szCs w:val="28"/>
         </w:rPr>
       </w:r>
+      <w:r>
+        <w:rPr>
+          <w:rFonts w:ascii="Times New Roman" w:hAnsi="Times New Roman" w:eastAsiaTheme="majorEastAsia"/>
+          <w:bCs/>
+          <w:sz w:val="28"/>
+          <w:szCs w:val="28"/>
+        </w:rPr>
+      </w:r>
     </w:p>
     <w:p>
       <w:pPr>
@@ -1213,6 +1498,14 @@
           <w:szCs w:val="28"/>
         </w:rPr>
       </w:r>
+      <w:r>
+        <w:rPr>
+          <w:rFonts w:ascii="Times New Roman" w:hAnsi="Times New Roman" w:eastAsiaTheme="majorEastAsia"/>
+          <w:bCs/>
+          <w:sz w:val="28"/>
+          <w:szCs w:val="28"/>
+        </w:rPr>
+      </w:r>
     </w:p>
     <w:p>
       <w:pPr>
@@ -1242,6 +1535,14 @@
           <w:szCs w:val="28"/>
         </w:rPr>
       </w:r>
+      <w:r>
+        <w:rPr>
+          <w:rFonts w:ascii="Times New Roman" w:hAnsi="Times New Roman" w:eastAsiaTheme="majorEastAsia"/>
+          <w:bCs/>
+          <w:sz w:val="28"/>
+          <w:szCs w:val="28"/>
+        </w:rPr>
+      </w:r>
     </w:p>
     <w:p>
       <w:pPr>
@@ -1271,6 +1572,14 @@
           <w:szCs w:val="28"/>
         </w:rPr>
       </w:r>
+      <w:r>
+        <w:rPr>
+          <w:rFonts w:ascii="Times New Roman" w:hAnsi="Times New Roman" w:eastAsiaTheme="majorEastAsia"/>
+          <w:bCs/>
+          <w:sz w:val="28"/>
+          <w:szCs w:val="28"/>
+        </w:rPr>
+      </w:r>
     </w:p>
     <w:p>
       <w:pPr>
@@ -1300,6 +1609,14 @@
           <w:szCs w:val="28"/>
         </w:rPr>
       </w:r>
+      <w:r>
+        <w:rPr>
+          <w:rFonts w:ascii="Times New Roman" w:hAnsi="Times New Roman" w:eastAsiaTheme="majorEastAsia"/>
+          <w:bCs/>
+          <w:sz w:val="28"/>
+          <w:szCs w:val="28"/>
+        </w:rPr>
+      </w:r>
     </w:p>
     <w:p>
       <w:pPr>
@@ -1329,6 +1646,14 @@
           <w:szCs w:val="28"/>
         </w:rPr>
       </w:r>
+      <w:r>
+        <w:rPr>
+          <w:rFonts w:ascii="Times New Roman" w:hAnsi="Times New Roman" w:eastAsiaTheme="majorEastAsia"/>
+          <w:bCs/>
+          <w:sz w:val="28"/>
+          <w:szCs w:val="28"/>
+        </w:rPr>
+      </w:r>
     </w:p>
     <w:p>
       <w:pPr>
@@ -1358,6 +1683,14 @@
           <w:szCs w:val="28"/>
         </w:rPr>
       </w:r>
+      <w:r>
+        <w:rPr>
+          <w:rFonts w:ascii="Times New Roman" w:hAnsi="Times New Roman" w:eastAsiaTheme="majorEastAsia"/>
+          <w:bCs/>
+          <w:sz w:val="28"/>
+          <w:szCs w:val="28"/>
+        </w:rPr>
+      </w:r>
     </w:p>
     <w:p>
       <w:pPr>
@@ -1387,6 +1720,14 @@
           <w:szCs w:val="28"/>
         </w:rPr>
       </w:r>
+      <w:r>
+        <w:rPr>
+          <w:rFonts w:ascii="Times New Roman" w:hAnsi="Times New Roman" w:eastAsiaTheme="majorEastAsia"/>
+          <w:bCs/>
+          <w:sz w:val="28"/>
+          <w:szCs w:val="28"/>
+        </w:rPr>
+      </w:r>
     </w:p>
     <w:p>
       <w:pPr>
@@ -1416,6 +1757,14 @@
           <w:szCs w:val="28"/>
         </w:rPr>
       </w:r>
+      <w:r>
+        <w:rPr>
+          <w:rFonts w:ascii="Times New Roman" w:hAnsi="Times New Roman" w:eastAsiaTheme="majorEastAsia"/>
+          <w:bCs/>
+          <w:sz w:val="28"/>
+          <w:szCs w:val="28"/>
+        </w:rPr>
+      </w:r>
     </w:p>
     <w:p>
       <w:pPr>
@@ -1445,6 +1794,14 @@
           <w:szCs w:val="28"/>
         </w:rPr>
       </w:r>
+      <w:r>
+        <w:rPr>
+          <w:rFonts w:ascii="Times New Roman" w:hAnsi="Times New Roman" w:eastAsiaTheme="majorEastAsia"/>
+          <w:bCs/>
+          <w:sz w:val="28"/>
+          <w:szCs w:val="28"/>
+        </w:rPr>
+      </w:r>
     </w:p>
     <w:p>
       <w:pPr>
@@ -1474,6 +1831,14 @@
           <w:szCs w:val="28"/>
         </w:rPr>
       </w:r>
+      <w:r>
+        <w:rPr>
+          <w:rFonts w:ascii="Times New Roman" w:hAnsi="Times New Roman" w:eastAsiaTheme="majorEastAsia"/>
+          <w:bCs/>
+          <w:sz w:val="28"/>
+          <w:szCs w:val="28"/>
+        </w:rPr>
+      </w:r>
     </w:p>
     <w:p>
       <w:pPr>
@@ -1503,6 +1868,14 @@
           <w:szCs w:val="28"/>
         </w:rPr>
       </w:r>
+      <w:r>
+        <w:rPr>
+          <w:rFonts w:ascii="Times New Roman" w:hAnsi="Times New Roman" w:eastAsiaTheme="majorEastAsia"/>
+          <w:bCs/>
+          <w:sz w:val="28"/>
+          <w:szCs w:val="28"/>
+        </w:rPr>
+      </w:r>
     </w:p>
     <w:p>
       <w:pPr>
@@ -1532,6 +1905,14 @@
           <w:szCs w:val="28"/>
         </w:rPr>
       </w:r>
+      <w:r>
+        <w:rPr>
+          <w:rFonts w:ascii="Times New Roman" w:hAnsi="Times New Roman" w:eastAsiaTheme="majorEastAsia"/>
+          <w:bCs/>
+          <w:sz w:val="28"/>
+          <w:szCs w:val="28"/>
+        </w:rPr>
+      </w:r>
     </w:p>
     <w:p>
       <w:pPr>
@@ -1563,10 +1944,19 @@
           <w:lang w:val="en-US"/>
         </w:rPr>
       </w:r>
+      <w:r>
+        <w:rPr>
+          <w:rFonts w:ascii="Times New Roman" w:hAnsi="Times New Roman" w:eastAsiaTheme="majorEastAsia"/>
+          <w:bCs/>
+          <w:sz w:val="28"/>
+          <w:szCs w:val="28"/>
+          <w:lang w:val="en-US"/>
+        </w:rPr>
+      </w:r>
     </w:p>
     <w:p>
       <w:pPr>
-        <w:pStyle w:val="701"/>
+        <w:pStyle w:val="870"/>
         <w:spacing w:before="240" w:after="120" w:line="360" w:lineRule="auto"/>
       </w:pPr>
       <w:r>
@@ -1650,7 +2040,7 @@
     </w:p>
     <w:p>
       <w:pPr>
-        <w:pStyle w:val="721"/>
+        <w:pStyle w:val="890"/>
         <w:ind w:firstLine="0"/>
         <w:spacing w:after="120"/>
       </w:pPr>
@@ -1920,7 +2310,7 @@
     </w:p>
     <w:p>
       <w:pPr>
-        <w:pStyle w:val="721"/>
+        <w:pStyle w:val="890"/>
         <w:ind w:firstLine="0"/>
         <w:spacing w:after="120"/>
       </w:pPr>
@@ -2099,7 +2489,7 @@
     </w:p>
     <w:p>
       <w:pPr>
-        <w:pStyle w:val="721"/>
+        <w:pStyle w:val="890"/>
         <w:ind w:firstLine="0"/>
         <w:spacing w:after="120"/>
       </w:pPr>
@@ -2209,7 +2599,7 @@
     </w:p>
     <w:p>
       <w:pPr>
-        <w:pStyle w:val="721"/>
+        <w:pStyle w:val="890"/>
         <w:ind w:firstLine="0"/>
         <w:spacing w:after="120"/>
       </w:pPr>
@@ -2459,7 +2849,7 @@
     </w:p>
     <w:p>
       <w:pPr>
-        <w:pStyle w:val="721"/>
+        <w:pStyle w:val="890"/>
         <w:ind w:firstLine="0"/>
         <w:spacing w:after="120"/>
       </w:pPr>
@@ -2552,7 +2942,7 @@
     </w:p>
     <w:p>
       <w:pPr>
-        <w:pStyle w:val="721"/>
+        <w:pStyle w:val="890"/>
         <w:ind w:firstLine="0"/>
         <w:spacing w:after="120"/>
       </w:pPr>
@@ -2645,7 +3035,7 @@
     </w:p>
     <w:p>
       <w:pPr>
-        <w:pStyle w:val="721"/>
+        <w:pStyle w:val="890"/>
         <w:ind w:firstLine="0"/>
         <w:spacing w:after="120"/>
       </w:pPr>
@@ -2895,7 +3285,7 @@
     </w:p>
     <w:p>
       <w:pPr>
-        <w:pStyle w:val="721"/>
+        <w:pStyle w:val="890"/>
         <w:ind w:firstLine="0"/>
         <w:spacing w:after="120"/>
       </w:pPr>
@@ -3142,7 +3532,7 @@
     </w:p>
     <w:p>
       <w:pPr>
-        <w:pStyle w:val="721"/>
+        <w:pStyle w:val="890"/>
         <w:ind w:firstLine="0"/>
         <w:spacing w:after="120"/>
       </w:pPr>
@@ -3312,7 +3702,7 @@
     </w:p>
     <w:p>
       <w:pPr>
-        <w:pStyle w:val="721"/>
+        <w:pStyle w:val="890"/>
         <w:ind w:firstLine="0"/>
         <w:spacing w:after="120"/>
       </w:pPr>
@@ -3482,7 +3872,7 @@
     </w:p>
     <w:p>
       <w:pPr>
-        <w:pStyle w:val="721"/>
+        <w:pStyle w:val="890"/>
         <w:ind w:firstLine="0"/>
         <w:spacing w:after="120"/>
       </w:pPr>
@@ -3632,7 +4022,7 @@
     </w:p>
     <w:p>
       <w:pPr>
-        <w:pStyle w:val="721"/>
+        <w:pStyle w:val="890"/>
         <w:ind w:firstLine="0"/>
         <w:spacing w:after="120"/>
       </w:pPr>
@@ -3742,7 +4132,7 @@
     </w:p>
     <w:p>
       <w:pPr>
-        <w:pStyle w:val="721"/>
+        <w:pStyle w:val="890"/>
         <w:ind w:firstLine="0"/>
         <w:spacing w:after="120"/>
       </w:pPr>
@@ -3764,55 +4154,108 @@
         <w:ind w:firstLine="851"/>
         <w:jc w:val="both"/>
         <w:spacing w:after="0" w:line="360" w:lineRule="auto"/>
-      </w:pPr>
-      <w:r>
-        <w:rPr>
-          <w:rFonts w:ascii="Times New Roman" w:hAnsi="Times New Roman" w:eastAsiaTheme="majorEastAsia"/>
-          <w:bCs/>
-          <w:sz w:val="28"/>
-          <w:szCs w:val="28"/>
-        </w:rPr>
-        <w:t xml:space="preserve">На рисунке 13 находится файл workflow </w:t>
-      </w:r>
-      <w:r>
-        <w:rPr>
-          <w:rFonts w:ascii="Times New Roman" w:hAnsi="Times New Roman" w:eastAsiaTheme="majorEastAsia"/>
-          <w:bCs/>
-          <w:i/>
-          <w:iCs/>
-          <w:sz w:val="28"/>
-          <w:szCs w:val="28"/>
-        </w:rPr>
-        <w:t xml:space="preserve">cpp.yml</w:t>
-      </w:r>
-      <w:r>
-        <w:rPr>
-          <w:rFonts w:ascii="Times New Roman" w:hAnsi="Times New Roman" w:eastAsiaTheme="majorEastAsia"/>
-          <w:bCs/>
-          <w:sz w:val="28"/>
-          <w:szCs w:val="28"/>
-        </w:rPr>
-        <w:t xml:space="preserve">. Он запускается при push, pull request или вручную. Задача выполняется на Ubuntu: загружает репозиторий, устанавливает Ninja, затем конфигурирует, собирает и тестирует проект с помощью пресета </w:t>
-      </w:r>
-      <w:r>
-        <w:rPr>
-          <w:rFonts w:ascii="Times New Roman" w:hAnsi="Times New Roman" w:eastAsiaTheme="majorEastAsia"/>
-          <w:bCs/>
-          <w:i/>
-          <w:iCs/>
-          <w:sz w:val="28"/>
-          <w:szCs w:val="28"/>
-        </w:rPr>
-        <w:t xml:space="preserve">linux-asan</w:t>
-      </w:r>
-      <w:r>
-        <w:rPr>
-          <w:rFonts w:ascii="Times New Roman" w:hAnsi="Times New Roman" w:eastAsiaTheme="majorEastAsia"/>
-          <w:bCs/>
-          <w:sz w:val="28"/>
-          <w:szCs w:val="28"/>
-        </w:rPr>
-        <w:t xml:space="preserve"> – того же, что используется локально.</w:t>
+        <w:rPr>
+          <w:rFonts w:ascii="Times New Roman" w:hAnsi="Times New Roman" w:eastAsiaTheme="majorEastAsia"/>
+          <w:bCs/>
+          <w:sz w:val="28"/>
+          <w:szCs w:val="28"/>
+        </w:rPr>
+      </w:pPr>
+      <w:r>
+        <w:rPr>
+          <w:rFonts w:ascii="Times New Roman" w:hAnsi="Times New Roman" w:eastAsiaTheme="majorEastAsia"/>
+          <w:bCs/>
+          <w:sz w:val="28"/>
+          <w:szCs w:val="28"/>
+        </w:rPr>
+        <w:t xml:space="preserve">Затем в workflow была добавлена задача windows для сборки под Windows. Она выполняется на раннере windows-latest: с помощью действия msys2/setup-msys2 устанавливаются компилятор MinGW GCC, CMake и Ninja, после чего проект собирается пресетом windows-release</w:t>
+      </w:r>
+      <w:r>
+        <w:rPr>
+          <w:rFonts w:ascii="Times New Roman" w:hAnsi="Times New Roman" w:eastAsiaTheme="majorEastAsia"/>
+          <w:bCs/>
+          <w:sz w:val="28"/>
+          <w:szCs w:val="28"/>
+        </w:rPr>
+        <w:t xml:space="preserve"> и запускается. Санитайзеры в этой сборке не используются, так как MinGW их не поддерживает: она проверяет, что проект собирается и работает на Windows.</w:t>
+      </w:r>
+      <w:r>
+        <w:rPr>
+          <w:rFonts w:ascii="Times New Roman" w:hAnsi="Times New Roman" w:eastAsiaTheme="majorEastAsia"/>
+          <w:bCs/>
+          <w:sz w:val="28"/>
+          <w:szCs w:val="28"/>
+        </w:rPr>
+      </w:r>
+    </w:p>
+    <w:p>
+      <w:pPr>
+        <w:ind w:firstLine="851"/>
+        <w:jc w:val="both"/>
+        <w:spacing w:after="0" w:line="360" w:lineRule="auto"/>
+        <w:rPr>
+          <w:rFonts w:ascii="Times New Roman" w:hAnsi="Times New Roman" w:eastAsiaTheme="majorEastAsia"/>
+          <w:bCs/>
+          <w:sz w:val="28"/>
+          <w:szCs w:val="28"/>
+        </w:rPr>
+      </w:pPr>
+      <w:r>
+        <w:rPr>
+          <w:rFonts w:ascii="Times New Roman" w:hAnsi="Times New Roman" w:eastAsiaTheme="majorEastAsia"/>
+          <w:bCs/>
+          <w:sz w:val="28"/>
+          <w:szCs w:val="28"/>
+        </w:rPr>
+      </w:r>
+      <w:r>
+        <w:rPr>
+          <w:rFonts w:ascii="Times New Roman" w:hAnsi="Times New Roman" w:eastAsiaTheme="majorEastAsia"/>
+          <w:bCs/>
+          <w:sz w:val="28"/>
+          <w:szCs w:val="28"/>
+        </w:rPr>
+      </w:r>
+    </w:p>
+    <w:p>
+      <w:pPr>
+        <w:ind w:firstLine="851"/>
+        <w:jc w:val="both"/>
+        <w:spacing w:after="0" w:line="360" w:lineRule="auto"/>
+      </w:pPr>
+      <w:r>
+        <w:rPr>
+          <w:rFonts w:ascii="Times New Roman" w:hAnsi="Times New Roman" w:eastAsiaTheme="majorEastAsia"/>
+          <w:bCs/>
+          <w:sz w:val="28"/>
+          <w:szCs w:val="28"/>
+        </w:rPr>
+        <w:t xml:space="preserve">Собранный файл Cpp.exe сохраняется как артефакт с помощью действия actions/upload-artifact. Артефакт – это файл, который workflow сохраняет после завершения работы виртуальной машины; он прикрепляется к запуску и доступен для скачивания на его странице. Бла</w:t>
+      </w:r>
+      <w:r>
+        <w:rPr>
+          <w:rFonts w:ascii="Times New Roman" w:hAnsi="Times New Roman" w:eastAsiaTheme="majorEastAsia"/>
+          <w:bCs/>
+          <w:sz w:val="28"/>
+          <w:szCs w:val="28"/>
+        </w:rPr>
+        <w:t xml:space="preserve">годаря флагу -static в пресете windows-base скачанный исполняемый файл запускается на любом компьютере с Windows без установленного MinGW.</w:t>
+      </w:r>
+      <w:r>
+        <w:rPr>
+          <w:rFonts w:ascii="Times New Roman" w:hAnsi="Times New Roman" w:eastAsiaTheme="majorEastAsia"/>
+          <w:bCs/>
+          <w:sz w:val="28"/>
+          <w:szCs w:val="28"/>
+        </w:rPr>
+      </w:r>
+      <w:r>
+        <w:rPr>
+          <w:rFonts w:ascii="Times New Roman" w:hAnsi="Times New Roman" w:eastAsiaTheme="majorEastAsia"/>
+          <w:bCs/>
+          <w:sz w:val="28"/>
+          <w:szCs w:val="28"/>
+        </w:rPr>
       </w:r>
       <w:r/>
     </w:p>
@@ -3892,7 +4335,7 @@
     </w:p>
     <w:p>
       <w:pPr>
-        <w:pStyle w:val="721"/>
+        <w:pStyle w:val="890"/>
         <w:ind w:firstLine="0"/>
         <w:spacing w:after="120"/>
       </w:pPr>
@@ -4022,7 +4465,7 @@
     </w:p>
     <w:p>
       <w:pPr>
-        <w:pStyle w:val="721"/>
+        <w:pStyle w:val="890"/>
         <w:ind w:firstLine="0"/>
         <w:spacing w:after="120"/>
       </w:pPr>
@@ -4141,7 +4584,7 @@
     </w:p>
     <w:p>
       <w:pPr>
-        <w:pStyle w:val="721"/>
+        <w:pStyle w:val="890"/>
         <w:ind w:firstLine="0"/>
         <w:spacing w:after="120"/>
       </w:pPr>
@@ -4177,7 +4620,7 @@
     </w:p>
     <w:p>
       <w:pPr>
-        <w:pStyle w:val="701"/>
+        <w:pStyle w:val="870"/>
         <w:spacing w:before="240" w:after="120" w:line="360" w:lineRule="auto"/>
       </w:pPr>
       <w:r>
@@ -4190,6 +4633,12 @@
         <w:ind w:firstLine="851"/>
         <w:jc w:val="both"/>
         <w:spacing w:after="0" w:line="360" w:lineRule="auto"/>
+        <w:rPr>
+          <w:rFonts w:ascii="Times New Roman" w:hAnsi="Times New Roman" w:eastAsiaTheme="majorEastAsia"/>
+          <w:sz w:val="28"/>
+          <w:szCs w:val="28"/>
+          <w:highlight w:val="none"/>
+        </w:rPr>
       </w:pPr>
       <w:r>
         <w:rPr>
@@ -4212,6 +4661,50 @@
       <w:r/>
     </w:p>
     <w:p>
+      <w:pPr>
+        <w:ind w:firstLine="0"/>
+        <w:jc w:val="both"/>
+        <w:spacing w:after="0" w:line="360" w:lineRule="auto"/>
+      </w:pPr>
+      <w:r>
+        <w:rPr>
+          <w:rFonts w:ascii="Times New Roman" w:hAnsi="Times New Roman" w:eastAsiaTheme="majorEastAsia"/>
+          <w:bCs/>
+          <w:sz w:val="28"/>
+          <w:szCs w:val="28"/>
+          <w:highlight w:val="none"/>
+        </w:rPr>
+      </w:r>
+      <w:r>
+        <w:rPr>
+          <w:rFonts w:ascii="Times New Roman" w:hAnsi="Times New Roman" w:eastAsiaTheme="majorEastAsia"/>
+          <w:bCs/>
+          <w:sz w:val="28"/>
+          <w:szCs w:val="28"/>
+          <w:highlight w:val="none"/>
+        </w:rPr>
+        <w:t xml:space="preserve">Также настроена сборка для Windows в GitHub Actions с сохранением исполняемого файла в виде артефакта.</w:t>
+      </w:r>
+      <w:r>
+        <w:rPr>
+          <w:rFonts w:ascii="Times New Roman" w:hAnsi="Times New Roman" w:eastAsiaTheme="majorEastAsia"/>
+          <w:bCs/>
+          <w:sz w:val="28"/>
+          <w:szCs w:val="28"/>
+          <w:highlight w:val="none"/>
+        </w:rPr>
+      </w:r>
+      <w:r>
+        <w:rPr>
+          <w:rFonts w:ascii="Times New Roman" w:hAnsi="Times New Roman" w:eastAsiaTheme="majorEastAsia"/>
+          <w:bCs/>
+          <w:sz w:val="28"/>
+          <w:szCs w:val="28"/>
+          <w:highlight w:val="none"/>
+        </w:rPr>
+      </w:r>
+    </w:p>
+    <w:p>
       <w:r>
         <w:br w:type="page" w:clear="all"/>
       </w:r>
@@ -4219,7 +4712,7 @@
     </w:p>
     <w:p>
       <w:pPr>
-        <w:pStyle w:val="701"/>
+        <w:pStyle w:val="870"/>
         <w:jc w:val="right"/>
         <w:spacing w:before="0" w:line="360" w:lineRule="auto"/>
       </w:pPr>
@@ -4252,7 +4745,7 @@
       <w:hyperlink r:id="rId26" w:tooltip="https://github.com/BOBUS2317/Lab1_cpp" w:history="1">
         <w:r>
           <w:rPr>
-            <w:rStyle w:val="713"/>
+            <w:rStyle w:val="882"/>
             <w:rFonts w:ascii="Times New Roman" w:hAnsi="Times New Roman" w:eastAsiaTheme="majorEastAsia"/>
             <w:bCs/>
             <w:sz w:val="28"/>
@@ -4269,6 +4762,14 @@
           <w:szCs w:val="28"/>
         </w:rPr>
         <w:t xml:space="preserve"> репозиторий лабораторной работе</w:t>
+      </w:r>
+      <w:r>
+        <w:rPr>
+          <w:rFonts w:ascii="Times New Roman" w:hAnsi="Times New Roman" w:eastAsiaTheme="majorEastAsia"/>
+          <w:bCs/>
+          <w:sz w:val="28"/>
+          <w:szCs w:val="28"/>
+        </w:rPr>
       </w:r>
       <w:r>
         <w:rPr>
@@ -5042,7 +5543,7 @@
     <w:sdtContent>
       <w:p>
         <w:pPr>
-          <w:pStyle w:val="725"/>
+          <w:pStyle w:val="894"/>
           <w:jc w:val="right"/>
         </w:pPr>
         <w:r>
@@ -5091,7 +5592,7 @@
   </w:sdt>
   <w:p>
     <w:pPr>
-      <w:pStyle w:val="725"/>
+      <w:pStyle w:val="894"/>
     </w:pPr>
     <w:r/>
     <w:r/>
@@ -6673,10 +7174,10 @@
     <w:lsdException w:name="Bibliography" w:uiPriority="37"/>
     <w:lsdException w:name="TOC Heading" w:uiPriority="39" w:qFormat="1"/>
   </w:latentStyles>
-  <w:style w:type="character" w:styleId="14">
+  <w:style w:type="character" w:styleId="701">
     <w:name w:val="Heading 1 Char"/>
-    <w:basedOn w:val="704"/>
-    <w:link w:val="701"/>
+    <w:basedOn w:val="873"/>
+    <w:link w:val="870"/>
     <w:uiPriority w:val="9"/>
     <w:rPr>
       <w:rFonts w:ascii="Arial" w:hAnsi="Arial" w:eastAsia="Arial" w:cs="Arial"/>
@@ -6684,20 +7185,20 @@
       <w:szCs w:val="40"/>
     </w:rPr>
   </w:style>
-  <w:style w:type="character" w:styleId="16">
+  <w:style w:type="character" w:styleId="702">
     <w:name w:val="Heading 2 Char"/>
-    <w:basedOn w:val="704"/>
-    <w:link w:val="702"/>
+    <w:basedOn w:val="873"/>
+    <w:link w:val="871"/>
     <w:uiPriority w:val="9"/>
     <w:rPr>
       <w:rFonts w:ascii="Arial" w:hAnsi="Arial" w:eastAsia="Arial" w:cs="Arial"/>
       <w:sz w:val="34"/>
     </w:rPr>
   </w:style>
-  <w:style w:type="character" w:styleId="18">
+  <w:style w:type="character" w:styleId="703">
     <w:name w:val="Heading 3 Char"/>
-    <w:basedOn w:val="704"/>
-    <w:link w:val="703"/>
+    <w:basedOn w:val="873"/>
+    <w:link w:val="872"/>
     <w:uiPriority w:val="9"/>
     <w:rPr>
       <w:rFonts w:ascii="Arial" w:hAnsi="Arial" w:eastAsia="Arial" w:cs="Arial"/>
@@ -6705,11 +7206,11 @@
       <w:szCs w:val="30"/>
     </w:rPr>
   </w:style>
-  <w:style w:type="paragraph" w:styleId="19">
+  <w:style w:type="paragraph" w:styleId="704">
     <w:name w:val="Heading 4"/>
-    <w:basedOn w:val="700"/>
-    <w:next w:val="700"/>
-    <w:link w:val="20"/>
+    <w:basedOn w:val="869"/>
+    <w:next w:val="869"/>
+    <w:link w:val="705"/>
     <w:uiPriority w:val="9"/>
     <w:unhideWhenUsed/>
     <w:qFormat/>
@@ -6727,10 +7228,10 @@
       <w:szCs w:val="26"/>
     </w:rPr>
   </w:style>
-  <w:style w:type="character" w:styleId="20">
+  <w:style w:type="character" w:styleId="705">
     <w:name w:val="Heading 4 Char"/>
-    <w:basedOn w:val="704"/>
-    <w:link w:val="19"/>
+    <w:basedOn w:val="873"/>
+    <w:link w:val="704"/>
     <w:uiPriority w:val="9"/>
     <w:rPr>
       <w:rFonts w:ascii="Arial" w:hAnsi="Arial" w:eastAsia="Arial" w:cs="Arial"/>
@@ -6740,11 +7241,11 @@
       <w:szCs w:val="26"/>
     </w:rPr>
   </w:style>
-  <w:style w:type="paragraph" w:styleId="21">
+  <w:style w:type="paragraph" w:styleId="706">
     <w:name w:val="Heading 5"/>
-    <w:basedOn w:val="700"/>
-    <w:next w:val="700"/>
-    <w:link w:val="22"/>
+    <w:basedOn w:val="869"/>
+    <w:next w:val="869"/>
+    <w:link w:val="707"/>
     <w:uiPriority w:val="9"/>
     <w:unhideWhenUsed/>
     <w:qFormat/>
@@ -6762,10 +7263,10 @@
       <w:szCs w:val="24"/>
     </w:rPr>
   </w:style>
-  <w:style w:type="character" w:styleId="22">
+  <w:style w:type="character" w:styleId="707">
     <w:name w:val="Heading 5 Char"/>
-    <w:basedOn w:val="704"/>
-    <w:link w:val="21"/>
+    <w:basedOn w:val="873"/>
+    <w:link w:val="706"/>
     <w:uiPriority w:val="9"/>
     <w:rPr>
       <w:rFonts w:ascii="Arial" w:hAnsi="Arial" w:eastAsia="Arial" w:cs="Arial"/>
@@ -6775,11 +7276,11 @@
       <w:szCs w:val="24"/>
     </w:rPr>
   </w:style>
-  <w:style w:type="paragraph" w:styleId="23">
+  <w:style w:type="paragraph" w:styleId="708">
     <w:name w:val="Heading 6"/>
-    <w:basedOn w:val="700"/>
-    <w:next w:val="700"/>
-    <w:link w:val="24"/>
+    <w:basedOn w:val="869"/>
+    <w:next w:val="869"/>
+    <w:link w:val="709"/>
     <w:uiPriority w:val="9"/>
     <w:unhideWhenUsed/>
     <w:qFormat/>
@@ -6797,10 +7298,10 @@
       <w:szCs w:val="22"/>
     </w:rPr>
   </w:style>
-  <w:style w:type="character" w:styleId="24">
+  <w:style w:type="character" w:styleId="709">
     <w:name w:val="Heading 6 Char"/>
-    <w:basedOn w:val="704"/>
-    <w:link w:val="23"/>
+    <w:basedOn w:val="873"/>
+    <w:link w:val="708"/>
     <w:uiPriority w:val="9"/>
     <w:rPr>
       <w:rFonts w:ascii="Arial" w:hAnsi="Arial" w:eastAsia="Arial" w:cs="Arial"/>
@@ -6810,11 +7311,11 @@
       <w:szCs w:val="22"/>
     </w:rPr>
   </w:style>
-  <w:style w:type="paragraph" w:styleId="25">
+  <w:style w:type="paragraph" w:styleId="710">
     <w:name w:val="Heading 7"/>
-    <w:basedOn w:val="700"/>
-    <w:next w:val="700"/>
-    <w:link w:val="26"/>
+    <w:basedOn w:val="869"/>
+    <w:next w:val="869"/>
+    <w:link w:val="711"/>
     <w:uiPriority w:val="9"/>
     <w:unhideWhenUsed/>
     <w:qFormat/>
@@ -6834,10 +7335,10 @@
       <w:szCs w:val="22"/>
     </w:rPr>
   </w:style>
-  <w:style w:type="character" w:styleId="26">
+  <w:style w:type="character" w:styleId="711">
     <w:name w:val="Heading 7 Char"/>
-    <w:basedOn w:val="704"/>
-    <w:link w:val="25"/>
+    <w:basedOn w:val="873"/>
+    <w:link w:val="710"/>
     <w:uiPriority w:val="9"/>
     <w:rPr>
       <w:rFonts w:ascii="Arial" w:hAnsi="Arial" w:eastAsia="Arial" w:cs="Arial"/>
@@ -6849,11 +7350,11 @@
       <w:szCs w:val="22"/>
     </w:rPr>
   </w:style>
-  <w:style w:type="paragraph" w:styleId="27">
+  <w:style w:type="paragraph" w:styleId="712">
     <w:name w:val="Heading 8"/>
-    <w:basedOn w:val="700"/>
-    <w:next w:val="700"/>
-    <w:link w:val="28"/>
+    <w:basedOn w:val="869"/>
+    <w:next w:val="869"/>
+    <w:link w:val="713"/>
     <w:uiPriority w:val="9"/>
     <w:unhideWhenUsed/>
     <w:qFormat/>
@@ -6871,10 +7372,10 @@
       <w:szCs w:val="22"/>
     </w:rPr>
   </w:style>
-  <w:style w:type="character" w:styleId="28">
+  <w:style w:type="character" w:styleId="713">
     <w:name w:val="Heading 8 Char"/>
-    <w:basedOn w:val="704"/>
-    <w:link w:val="27"/>
+    <w:basedOn w:val="873"/>
+    <w:link w:val="712"/>
     <w:uiPriority w:val="9"/>
     <w:rPr>
       <w:rFonts w:ascii="Arial" w:hAnsi="Arial" w:eastAsia="Arial" w:cs="Arial"/>
@@ -6884,11 +7385,11 @@
       <w:szCs w:val="22"/>
     </w:rPr>
   </w:style>
-  <w:style w:type="paragraph" w:styleId="29">
+  <w:style w:type="paragraph" w:styleId="714">
     <w:name w:val="Heading 9"/>
-    <w:basedOn w:val="700"/>
-    <w:next w:val="700"/>
-    <w:link w:val="30"/>
+    <w:basedOn w:val="869"/>
+    <w:next w:val="869"/>
+    <w:link w:val="715"/>
     <w:uiPriority w:val="9"/>
     <w:unhideWhenUsed/>
     <w:qFormat/>
@@ -6906,10 +7407,10 @@
       <w:szCs w:val="21"/>
     </w:rPr>
   </w:style>
-  <w:style w:type="character" w:styleId="30">
+  <w:style w:type="character" w:styleId="715">
     <w:name w:val="Heading 9 Char"/>
-    <w:basedOn w:val="704"/>
-    <w:link w:val="29"/>
+    <w:basedOn w:val="873"/>
+    <w:link w:val="714"/>
     <w:uiPriority w:val="9"/>
     <w:rPr>
       <w:rFonts w:ascii="Arial" w:hAnsi="Arial" w:eastAsia="Arial" w:cs="Arial"/>
@@ -6919,11 +7420,11 @@
       <w:szCs w:val="21"/>
     </w:rPr>
   </w:style>
-  <w:style w:type="paragraph" w:styleId="34">
+  <w:style w:type="paragraph" w:styleId="716">
     <w:name w:val="Title"/>
-    <w:basedOn w:val="700"/>
-    <w:next w:val="700"/>
-    <w:link w:val="35"/>
+    <w:basedOn w:val="869"/>
+    <w:next w:val="869"/>
+    <w:link w:val="717"/>
     <w:uiPriority w:val="10"/>
     <w:qFormat/>
     <w:pPr>
@@ -6935,21 +7436,21 @@
       <w:szCs w:val="48"/>
     </w:rPr>
   </w:style>
-  <w:style w:type="character" w:styleId="35">
+  <w:style w:type="character" w:styleId="717">
     <w:name w:val="Title Char"/>
-    <w:basedOn w:val="704"/>
-    <w:link w:val="34"/>
+    <w:basedOn w:val="873"/>
+    <w:link w:val="716"/>
     <w:uiPriority w:val="10"/>
     <w:rPr>
       <w:sz w:val="48"/>
       <w:szCs w:val="48"/>
     </w:rPr>
   </w:style>
-  <w:style w:type="paragraph" w:styleId="36">
+  <w:style w:type="paragraph" w:styleId="718">
     <w:name w:val="Subtitle"/>
-    <w:basedOn w:val="700"/>
-    <w:next w:val="700"/>
-    <w:link w:val="37"/>
+    <w:basedOn w:val="869"/>
+    <w:next w:val="869"/>
+    <w:link w:val="719"/>
     <w:uiPriority w:val="11"/>
     <w:qFormat/>
     <w:pPr>
@@ -6960,21 +7461,21 @@
       <w:szCs w:val="24"/>
     </w:rPr>
   </w:style>
-  <w:style w:type="character" w:styleId="37">
+  <w:style w:type="character" w:styleId="719">
     <w:name w:val="Subtitle Char"/>
-    <w:basedOn w:val="704"/>
-    <w:link w:val="36"/>
+    <w:basedOn w:val="873"/>
+    <w:link w:val="718"/>
     <w:uiPriority w:val="11"/>
     <w:rPr>
       <w:sz w:val="24"/>
       <w:szCs w:val="24"/>
     </w:rPr>
   </w:style>
-  <w:style w:type="paragraph" w:styleId="38">
+  <w:style w:type="paragraph" w:styleId="720">
     <w:name w:val="Quote"/>
-    <w:basedOn w:val="700"/>
-    <w:next w:val="700"/>
-    <w:link w:val="39"/>
+    <w:basedOn w:val="869"/>
+    <w:next w:val="869"/>
+    <w:link w:val="721"/>
     <w:uiPriority w:val="29"/>
     <w:qFormat/>
     <w:pPr>
@@ -6984,19 +7485,19 @@
       <w:i/>
     </w:rPr>
   </w:style>
-  <w:style w:type="character" w:styleId="39">
+  <w:style w:type="character" w:styleId="721">
     <w:name w:val="Quote Char"/>
-    <w:link w:val="38"/>
+    <w:link w:val="720"/>
     <w:uiPriority w:val="29"/>
     <w:rPr>
       <w:i/>
     </w:rPr>
   </w:style>
-  <w:style w:type="paragraph" w:styleId="40">
+  <w:style w:type="paragraph" w:styleId="722">
     <w:name w:val="Intense Quote"/>
-    <w:basedOn w:val="700"/>
-    <w:next w:val="700"/>
-    <w:link w:val="41"/>
+    <w:basedOn w:val="869"/>
+    <w:next w:val="869"/>
+    <w:link w:val="723"/>
     <w:uiPriority w:val="30"/>
     <w:qFormat/>
     <w:pPr>
@@ -7014,30 +7515,30 @@
       <w:i/>
     </w:rPr>
   </w:style>
-  <w:style w:type="character" w:styleId="41">
+  <w:style w:type="character" w:styleId="723">
     <w:name w:val="Intense Quote Char"/>
-    <w:link w:val="40"/>
+    <w:link w:val="722"/>
     <w:uiPriority w:val="30"/>
     <w:rPr>
       <w:i/>
     </w:rPr>
   </w:style>
-  <w:style w:type="character" w:styleId="43">
+  <w:style w:type="character" w:styleId="724">
     <w:name w:val="Header Char"/>
-    <w:basedOn w:val="704"/>
-    <w:link w:val="723"/>
+    <w:basedOn w:val="873"/>
+    <w:link w:val="892"/>
     <w:uiPriority w:val="99"/>
   </w:style>
-  <w:style w:type="character" w:styleId="45">
+  <w:style w:type="character" w:styleId="725">
     <w:name w:val="Footer Char"/>
-    <w:basedOn w:val="704"/>
-    <w:link w:val="725"/>
+    <w:basedOn w:val="873"/>
+    <w:link w:val="894"/>
     <w:uiPriority w:val="99"/>
   </w:style>
-  <w:style w:type="character" w:styleId="47">
+  <w:style w:type="character" w:styleId="726">
     <w:name w:val="Caption Char"/>
-    <w:basedOn w:val="704"/>
-    <w:link w:val="721"/>
+    <w:basedOn w:val="873"/>
+    <w:link w:val="890"/>
     <w:uiPriority w:val="35"/>
     <w:rPr>
       <w:b/>
@@ -7047,9 +7548,9 @@
       <w:szCs w:val="18"/>
     </w:rPr>
   </w:style>
-  <w:style w:type="table" w:styleId="49">
+  <w:style w:type="table" w:styleId="727">
     <w:name w:val="Table Grid Light"/>
-    <w:basedOn w:val="705"/>
+    <w:basedOn w:val="874"/>
     <w:uiPriority w:val="59"/>
     <w:pPr>
       <w:spacing w:after="0" w:line="240" w:lineRule="auto"/>
@@ -7072,9 +7573,9 @@
       </w:tblCellMar>
     </w:tblPr>
   </w:style>
-  <w:style w:type="table" w:styleId="50">
+  <w:style w:type="table" w:styleId="728">
     <w:name w:val="Plain Table 1"/>
-    <w:basedOn w:val="705"/>
+    <w:basedOn w:val="874"/>
     <w:uiPriority w:val="59"/>
     <w:pPr>
       <w:spacing w:after="0" w:line="240" w:lineRule="auto"/>
@@ -7139,9 +7640,9 @@
       </w:rPr>
     </w:tblStylePr>
   </w:style>
-  <w:style w:type="table" w:styleId="51">
+  <w:style w:type="table" w:styleId="729">
     <w:name w:val="Plain Table 2"/>
-    <w:basedOn w:val="705"/>
+    <w:basedOn w:val="874"/>
     <w:uiPriority w:val="59"/>
     <w:pPr>
       <w:spacing w:after="0" w:line="240" w:lineRule="auto"/>
@@ -7224,9 +7725,9 @@
       </w:rPr>
     </w:tblStylePr>
   </w:style>
-  <w:style w:type="table" w:styleId="52">
+  <w:style w:type="table" w:styleId="730">
     <w:name w:val="Plain Table 3"/>
-    <w:basedOn w:val="705"/>
+    <w:basedOn w:val="874"/>
     <w:uiPriority w:val="99"/>
     <w:pPr>
       <w:spacing w:after="0" w:line="240" w:lineRule="auto"/>
@@ -7301,9 +7802,9 @@
       </w:rPr>
     </w:tblStylePr>
   </w:style>
-  <w:style w:type="table" w:styleId="53">
+  <w:style w:type="table" w:styleId="731">
     <w:name w:val="Plain Table 4"/>
-    <w:basedOn w:val="705"/>
+    <w:basedOn w:val="874"/>
     <w:uiPriority w:val="99"/>
     <w:pPr>
       <w:spacing w:after="0" w:line="240" w:lineRule="auto"/>
@@ -7358,9 +7859,9 @@
       </w:rPr>
     </w:tblStylePr>
   </w:style>
-  <w:style w:type="table" w:styleId="54">
+  <w:style w:type="table" w:styleId="732">
     <w:name w:val="Plain Table 5"/>
-    <w:basedOn w:val="705"/>
+    <w:basedOn w:val="874"/>
     <w:uiPriority w:val="99"/>
     <w:pPr>
       <w:spacing w:after="0" w:line="240" w:lineRule="auto"/>
@@ -7446,9 +7947,9 @@
       </w:tcPr>
     </w:tblStylePr>
   </w:style>
-  <w:style w:type="table" w:styleId="55">
+  <w:style w:type="table" w:styleId="733">
     <w:name w:val="Grid Table 1 Light"/>
-    <w:basedOn w:val="705"/>
+    <w:basedOn w:val="874"/>
     <w:uiPriority w:val="99"/>
     <w:pPr>
       <w:spacing w:after="0" w:line="240" w:lineRule="auto"/>
@@ -7511,9 +8012,9 @@
       </w:rPr>
     </w:tblStylePr>
   </w:style>
-  <w:style w:type="table" w:styleId="56">
+  <w:style w:type="table" w:styleId="734">
     <w:name w:val="Grid Table 1 Light - Accent 1"/>
-    <w:basedOn w:val="705"/>
+    <w:basedOn w:val="874"/>
     <w:uiPriority w:val="99"/>
     <w:pPr>
       <w:spacing w:after="0" w:line="240" w:lineRule="auto"/>
@@ -7576,9 +8077,9 @@
       </w:rPr>
     </w:tblStylePr>
   </w:style>
-  <w:style w:type="table" w:styleId="57">
+  <w:style w:type="table" w:styleId="735">
     <w:name w:val="Grid Table 1 Light - Accent 2"/>
-    <w:basedOn w:val="705"/>
+    <w:basedOn w:val="874"/>
     <w:uiPriority w:val="99"/>
     <w:pPr>
       <w:spacing w:after="0" w:line="240" w:lineRule="auto"/>
@@ -7641,9 +8142,9 @@
       </w:rPr>
     </w:tblStylePr>
   </w:style>
-  <w:style w:type="table" w:styleId="58">
+  <w:style w:type="table" w:styleId="736">
     <w:name w:val="Grid Table 1 Light - Accent 3"/>
-    <w:basedOn w:val="705"/>
+    <w:basedOn w:val="874"/>
     <w:uiPriority w:val="99"/>
     <w:pPr>
       <w:spacing w:after="0" w:line="240" w:lineRule="auto"/>
@@ -7706,9 +8207,9 @@
       </w:rPr>
     </w:tblStylePr>
   </w:style>
-  <w:style w:type="table" w:styleId="59">
+  <w:style w:type="table" w:styleId="737">
     <w:name w:val="Grid Table 1 Light - Accent 4"/>
-    <w:basedOn w:val="705"/>
+    <w:basedOn w:val="874"/>
     <w:uiPriority w:val="99"/>
     <w:pPr>
       <w:spacing w:after="0" w:line="240" w:lineRule="auto"/>
@@ -7771,9 +8272,9 @@
       </w:rPr>
     </w:tblStylePr>
   </w:style>
-  <w:style w:type="table" w:styleId="60">
+  <w:style w:type="table" w:styleId="738">
     <w:name w:val="Grid Table 1 Light - Accent 5"/>
-    <w:basedOn w:val="705"/>
+    <w:basedOn w:val="874"/>
     <w:uiPriority w:val="99"/>
     <w:pPr>
       <w:spacing w:after="0" w:line="240" w:lineRule="auto"/>
@@ -7836,9 +8337,9 @@
       </w:rPr>
     </w:tblStylePr>
   </w:style>
-  <w:style w:type="table" w:styleId="61">
+  <w:style w:type="table" w:styleId="739">
     <w:name w:val="Grid Table 1 Light - Accent 6"/>
-    <w:basedOn w:val="705"/>
+    <w:basedOn w:val="874"/>
     <w:uiPriority w:val="99"/>
     <w:pPr>
       <w:spacing w:after="0" w:line="240" w:lineRule="auto"/>
@@ -7901,9 +8402,9 @@
       </w:rPr>
     </w:tblStylePr>
   </w:style>
-  <w:style w:type="table" w:styleId="62">
+  <w:style w:type="table" w:styleId="740">
     <w:name w:val="Grid Table 2"/>
-    <w:basedOn w:val="705"/>
+    <w:basedOn w:val="874"/>
     <w:uiPriority w:val="99"/>
     <w:pPr>
       <w:spacing w:after="0" w:line="240" w:lineRule="auto"/>
@@ -7981,9 +8482,9 @@
       </w:tcPr>
     </w:tblStylePr>
   </w:style>
-  <w:style w:type="table" w:styleId="63">
+  <w:style w:type="table" w:styleId="741">
     <w:name w:val="Grid Table 2 - Accent 1"/>
-    <w:basedOn w:val="705"/>
+    <w:basedOn w:val="874"/>
     <w:uiPriority w:val="99"/>
     <w:pPr>
       <w:spacing w:after="0" w:line="240" w:lineRule="auto"/>
@@ -8061,9 +8562,9 @@
       </w:tcPr>
     </w:tblStylePr>
   </w:style>
-  <w:style w:type="table" w:styleId="64">
+  <w:style w:type="table" w:styleId="742">
     <w:name w:val="Grid Table 2 - Accent 2"/>
-    <w:basedOn w:val="705"/>
+    <w:basedOn w:val="874"/>
     <w:uiPriority w:val="99"/>
     <w:pPr>
       <w:spacing w:after="0" w:line="240" w:lineRule="auto"/>
@@ -8141,9 +8642,9 @@
       </w:tcPr>
     </w:tblStylePr>
   </w:style>
-  <w:style w:type="table" w:styleId="65">
+  <w:style w:type="table" w:styleId="743">
     <w:name w:val="Grid Table 2 - Accent 3"/>
-    <w:basedOn w:val="705"/>
+    <w:basedOn w:val="874"/>
     <w:uiPriority w:val="99"/>
     <w:pPr>
       <w:spacing w:after="0" w:line="240" w:lineRule="auto"/>
@@ -8221,9 +8722,9 @@
       </w:tcPr>
     </w:tblStylePr>
   </w:style>
-  <w:style w:type="table" w:styleId="66">
+  <w:style w:type="table" w:styleId="744">
     <w:name w:val="Grid Table 2 - Accent 4"/>
-    <w:basedOn w:val="705"/>
+    <w:basedOn w:val="874"/>
     <w:uiPriority w:val="99"/>
     <w:pPr>
       <w:spacing w:after="0" w:line="240" w:lineRule="auto"/>
@@ -8301,9 +8802,9 @@
       </w:tcPr>
     </w:tblStylePr>
   </w:style>
-  <w:style w:type="table" w:styleId="67">
+  <w:style w:type="table" w:styleId="745">
     <w:name w:val="Grid Table 2 - Accent 5"/>
-    <w:basedOn w:val="705"/>
+    <w:basedOn w:val="874"/>
     <w:uiPriority w:val="99"/>
     <w:pPr>
       <w:spacing w:after="0" w:line="240" w:lineRule="auto"/>
@@ -8381,9 +8882,9 @@
       </w:tcPr>
     </w:tblStylePr>
   </w:style>
-  <w:style w:type="table" w:styleId="68">
+  <w:style w:type="table" w:styleId="746">
     <w:name w:val="Grid Table 2 - Accent 6"/>
-    <w:basedOn w:val="705"/>
+    <w:basedOn w:val="874"/>
     <w:uiPriority w:val="99"/>
     <w:pPr>
       <w:spacing w:after="0" w:line="240" w:lineRule="auto"/>
@@ -8461,9 +8962,9 @@
       </w:tcPr>
     </w:tblStylePr>
   </w:style>
-  <w:style w:type="table" w:styleId="69">
+  <w:style w:type="table" w:styleId="747">
     <w:name w:val="Grid Table 3"/>
-    <w:basedOn w:val="705"/>
+    <w:basedOn w:val="874"/>
     <w:uiPriority w:val="99"/>
     <w:pPr>
       <w:spacing w:after="0" w:line="240" w:lineRule="auto"/>
@@ -8507,7 +9008,7 @@
         <w:jc w:val="right"/>
       </w:pPr>
       <w:tcPr>
-        <w:shd w:color="ffffff"/>
+        <w:shd w:val="clear" w:color="ffffff"/>
         <w:tcBorders>
           <w:top w:val="none" w:color="000000" w:sz="4" w:space="0"/>
           <w:left w:val="none" w:color="000000" w:sz="4" w:space="0"/>
@@ -8537,7 +9038,7 @@
         <w:color w:val="404040"/>
       </w:rPr>
       <w:tcPr>
-        <w:shd w:color="ffffff"/>
+        <w:shd w:val="clear" w:color="ffffff"/>
         <w:tcBorders>
           <w:top w:val="none" w:color="000000" w:sz="4" w:space="0"/>
           <w:left w:val="none" w:color="000000" w:sz="4" w:space="0"/>
@@ -8562,9 +9063,9 @@
       </w:tcPr>
     </w:tblStylePr>
   </w:style>
-  <w:style w:type="table" w:styleId="70">
+  <w:style w:type="table" w:styleId="748">
     <w:name w:val="Grid Table 3 - Accent 1"/>
-    <w:basedOn w:val="705"/>
+    <w:basedOn w:val="874"/>
     <w:uiPriority w:val="99"/>
     <w:pPr>
       <w:spacing w:after="0" w:line="240" w:lineRule="auto"/>
@@ -8608,7 +9109,7 @@
         <w:jc w:val="right"/>
       </w:pPr>
       <w:tcPr>
-        <w:shd w:color="ffffff"/>
+        <w:shd w:val="clear" w:color="ffffff"/>
         <w:tcBorders>
           <w:top w:val="none" w:color="000000" w:sz="4" w:space="0"/>
           <w:left w:val="none" w:color="000000" w:sz="4" w:space="0"/>
@@ -8638,7 +9139,7 @@
         <w:color w:val="404040"/>
       </w:rPr>
       <w:tcPr>
-        <w:shd w:color="ffffff"/>
+        <w:shd w:val="clear" w:color="ffffff"/>
         <w:tcBorders>
           <w:top w:val="none" w:color="000000" w:sz="4" w:space="0"/>
           <w:left w:val="none" w:color="000000" w:sz="4" w:space="0"/>
@@ -8663,9 +9164,9 @@
       </w:tcPr>
     </w:tblStylePr>
   </w:style>
-  <w:style w:type="table" w:styleId="71">
+  <w:style w:type="table" w:styleId="749">
     <w:name w:val="Grid Table 3 - Accent 2"/>
-    <w:basedOn w:val="705"/>
+    <w:basedOn w:val="874"/>
     <w:uiPriority w:val="99"/>
     <w:pPr>
       <w:spacing w:after="0" w:line="240" w:lineRule="auto"/>
@@ -8709,7 +9210,7 @@
         <w:jc w:val="right"/>
       </w:pPr>
       <w:tcPr>
-        <w:shd w:color="ffffff"/>
+        <w:shd w:val="clear" w:color="ffffff"/>
         <w:tcBorders>
           <w:top w:val="none" w:color="000000" w:sz="4" w:space="0"/>
           <w:left w:val="none" w:color="000000" w:sz="4" w:space="0"/>
@@ -8739,7 +9240,7 @@
         <w:color w:val="404040"/>
       </w:rPr>
       <w:tcPr>
-        <w:shd w:color="ffffff"/>
+        <w:shd w:val="clear" w:color="ffffff"/>
         <w:tcBorders>
           <w:top w:val="none" w:color="000000" w:sz="4" w:space="0"/>
           <w:left w:val="none" w:color="000000" w:sz="4" w:space="0"/>
@@ -8764,9 +9265,9 @@
       </w:tcPr>
     </w:tblStylePr>
   </w:style>
-  <w:style w:type="table" w:styleId="72">
+  <w:style w:type="table" w:styleId="750">
     <w:name w:val="Grid Table 3 - Accent 3"/>
-    <w:basedOn w:val="705"/>
+    <w:basedOn w:val="874"/>
     <w:uiPriority w:val="99"/>
     <w:pPr>
       <w:spacing w:after="0" w:line="240" w:lineRule="auto"/>
@@ -8810,7 +9311,7 @@
         <w:jc w:val="right"/>
       </w:pPr>
       <w:tcPr>
-        <w:shd w:color="ffffff"/>
+        <w:shd w:val="clear" w:color="ffffff"/>
         <w:tcBorders>
           <w:top w:val="none" w:color="000000" w:sz="4" w:space="0"/>
           <w:left w:val="none" w:color="000000" w:sz="4" w:space="0"/>
@@ -8840,7 +9341,7 @@
         <w:color w:val="404040"/>
       </w:rPr>
       <w:tcPr>
-        <w:shd w:color="ffffff"/>
+        <w:shd w:val="clear" w:color="ffffff"/>
         <w:tcBorders>
           <w:top w:val="none" w:color="000000" w:sz="4" w:space="0"/>
           <w:left w:val="none" w:color="000000" w:sz="4" w:space="0"/>
@@ -8865,9 +9366,9 @@
       </w:tcPr>
     </w:tblStylePr>
   </w:style>
-  <w:style w:type="table" w:styleId="73">
+  <w:style w:type="table" w:styleId="751">
     <w:name w:val="Grid Table 3 - Accent 4"/>
-    <w:basedOn w:val="705"/>
+    <w:basedOn w:val="874"/>
     <w:uiPriority w:val="99"/>
     <w:pPr>
       <w:spacing w:after="0" w:line="240" w:lineRule="auto"/>
@@ -8911,7 +9412,7 @@
         <w:jc w:val="right"/>
       </w:pPr>
       <w:tcPr>
-        <w:shd w:color="ffffff"/>
+        <w:shd w:val="clear" w:color="ffffff"/>
         <w:tcBorders>
           <w:top w:val="none" w:color="000000" w:sz="4" w:space="0"/>
           <w:left w:val="none" w:color="000000" w:sz="4" w:space="0"/>
@@ -8941,7 +9442,7 @@
         <w:color w:val="404040"/>
       </w:rPr>
       <w:tcPr>
-        <w:shd w:color="ffffff"/>
+        <w:shd w:val="clear" w:color="ffffff"/>
         <w:tcBorders>
           <w:top w:val="none" w:color="000000" w:sz="4" w:space="0"/>
           <w:left w:val="none" w:color="000000" w:sz="4" w:space="0"/>
@@ -8966,9 +9467,9 @@
       </w:tcPr>
     </w:tblStylePr>
   </w:style>
-  <w:style w:type="table" w:styleId="74">
+  <w:style w:type="table" w:styleId="752">
     <w:name w:val="Grid Table 3 - Accent 5"/>
-    <w:basedOn w:val="705"/>
+    <w:basedOn w:val="874"/>
     <w:uiPriority w:val="99"/>
     <w:pPr>
       <w:spacing w:after="0" w:line="240" w:lineRule="auto"/>
@@ -9012,7 +9513,7 @@
         <w:jc w:val="right"/>
       </w:pPr>
       <w:tcPr>
-        <w:shd w:color="ffffff"/>
+        <w:shd w:val="clear" w:color="ffffff"/>
         <w:tcBorders>
           <w:top w:val="none" w:color="000000" w:sz="4" w:space="0"/>
           <w:left w:val="none" w:color="000000" w:sz="4" w:space="0"/>
@@ -9042,7 +9543,7 @@
         <w:color w:val="404040"/>
       </w:rPr>
       <w:tcPr>
-        <w:shd w:color="ffffff"/>
+        <w:shd w:val="clear" w:color="ffffff"/>
         <w:tcBorders>
           <w:top w:val="none" w:color="000000" w:sz="4" w:space="0"/>
           <w:left w:val="none" w:color="000000" w:sz="4" w:space="0"/>
@@ -9067,9 +9568,9 @@
       </w:tcPr>
     </w:tblStylePr>
   </w:style>
-  <w:style w:type="table" w:styleId="75">
+  <w:style w:type="table" w:styleId="753">
     <w:name w:val="Grid Table 3 - Accent 6"/>
-    <w:basedOn w:val="705"/>
+    <w:basedOn w:val="874"/>
     <w:uiPriority w:val="99"/>
     <w:pPr>
       <w:spacing w:after="0" w:line="240" w:lineRule="auto"/>
@@ -9113,7 +9614,7 @@
         <w:jc w:val="right"/>
       </w:pPr>
       <w:tcPr>
-        <w:shd w:color="ffffff"/>
+        <w:shd w:val="clear" w:color="ffffff"/>
         <w:tcBorders>
           <w:top w:val="none" w:color="000000" w:sz="4" w:space="0"/>
           <w:left w:val="none" w:color="000000" w:sz="4" w:space="0"/>
@@ -9143,7 +9644,7 @@
         <w:color w:val="404040"/>
       </w:rPr>
       <w:tcPr>
-        <w:shd w:color="ffffff"/>
+        <w:shd w:val="clear" w:color="ffffff"/>
         <w:tcBorders>
           <w:top w:val="none" w:color="000000" w:sz="4" w:space="0"/>
           <w:left w:val="none" w:color="000000" w:sz="4" w:space="0"/>
@@ -9168,9 +9669,9 @@
       </w:tcPr>
     </w:tblStylePr>
   </w:style>
-  <w:style w:type="table" w:styleId="76">
+  <w:style w:type="table" w:styleId="754">
     <w:name w:val="Grid Table 4"/>
-    <w:basedOn w:val="705"/>
+    <w:basedOn w:val="874"/>
     <w:uiPriority w:val="59"/>
     <w:pPr>
       <w:spacing w:after="0" w:line="240" w:lineRule="auto"/>
@@ -9249,9 +9750,9 @@
       </w:tcPr>
     </w:tblStylePr>
   </w:style>
-  <w:style w:type="table" w:styleId="77">
+  <w:style w:type="table" w:styleId="755">
     <w:name w:val="Grid Table 4 - Accent 1"/>
-    <w:basedOn w:val="705"/>
+    <w:basedOn w:val="874"/>
     <w:uiPriority w:val="59"/>
     <w:pPr>
       <w:spacing w:after="0" w:line="240" w:lineRule="auto"/>
@@ -9330,9 +9831,9 @@
       </w:tcPr>
     </w:tblStylePr>
   </w:style>
-  <w:style w:type="table" w:styleId="78">
+  <w:style w:type="table" w:styleId="756">
     <w:name w:val="Grid Table 4 - Accent 2"/>
-    <w:basedOn w:val="705"/>
+    <w:basedOn w:val="874"/>
     <w:uiPriority w:val="59"/>
     <w:pPr>
       <w:spacing w:after="0" w:line="240" w:lineRule="auto"/>
@@ -9411,9 +9912,9 @@
       </w:tcPr>
     </w:tblStylePr>
   </w:style>
-  <w:style w:type="table" w:styleId="79">
+  <w:style w:type="table" w:styleId="757">
     <w:name w:val="Grid Table 4 - Accent 3"/>
-    <w:basedOn w:val="705"/>
+    <w:basedOn w:val="874"/>
     <w:uiPriority w:val="59"/>
     <w:pPr>
       <w:spacing w:after="0" w:line="240" w:lineRule="auto"/>
@@ -9492,9 +9993,9 @@
       </w:tcPr>
     </w:tblStylePr>
   </w:style>
-  <w:style w:type="table" w:styleId="80">
+  <w:style w:type="table" w:styleId="758">
     <w:name w:val="Grid Table 4 - Accent 4"/>
-    <w:basedOn w:val="705"/>
+    <w:basedOn w:val="874"/>
     <w:uiPriority w:val="59"/>
     <w:pPr>
       <w:spacing w:after="0" w:line="240" w:lineRule="auto"/>
@@ -9573,9 +10074,9 @@
       </w:tcPr>
     </w:tblStylePr>
   </w:style>
-  <w:style w:type="table" w:styleId="81">
+  <w:style w:type="table" w:styleId="759">
     <w:name w:val="Grid Table 4 - Accent 5"/>
-    <w:basedOn w:val="705"/>
+    <w:basedOn w:val="874"/>
     <w:uiPriority w:val="59"/>
     <w:pPr>
       <w:spacing w:after="0" w:line="240" w:lineRule="auto"/>
@@ -9654,9 +10155,9 @@
       </w:tcPr>
     </w:tblStylePr>
   </w:style>
-  <w:style w:type="table" w:styleId="82">
+  <w:style w:type="table" w:styleId="760">
     <w:name w:val="Grid Table 4 - Accent 6"/>
-    <w:basedOn w:val="705"/>
+    <w:basedOn w:val="874"/>
     <w:uiPriority w:val="59"/>
     <w:pPr>
       <w:spacing w:after="0" w:line="240" w:lineRule="auto"/>
@@ -9735,9 +10236,9 @@
       </w:tcPr>
     </w:tblStylePr>
   </w:style>
-  <w:style w:type="table" w:styleId="83">
+  <w:style w:type="table" w:styleId="761">
     <w:name w:val="Grid Table 5 Dark"/>
-    <w:basedOn w:val="705"/>
+    <w:basedOn w:val="874"/>
     <w:uiPriority w:val="99"/>
     <w:pPr>
       <w:spacing w:after="0" w:line="240" w:lineRule="auto"/>
@@ -9814,9 +10315,9 @@
       </w:tcPr>
     </w:tblStylePr>
   </w:style>
-  <w:style w:type="table" w:styleId="84">
+  <w:style w:type="table" w:styleId="762">
     <w:name w:val="Grid Table 5 Dark- Accent 1"/>
-    <w:basedOn w:val="705"/>
+    <w:basedOn w:val="874"/>
     <w:uiPriority w:val="99"/>
     <w:pPr>
       <w:spacing w:after="0" w:line="240" w:lineRule="auto"/>
@@ -9893,9 +10394,9 @@
       </w:tcPr>
     </w:tblStylePr>
   </w:style>
-  <w:style w:type="table" w:styleId="85">
+  <w:style w:type="table" w:styleId="763">
     <w:name w:val="Grid Table 5 Dark - Accent 2"/>
-    <w:basedOn w:val="705"/>
+    <w:basedOn w:val="874"/>
     <w:uiPriority w:val="99"/>
     <w:pPr>
       <w:spacing w:after="0" w:line="240" w:lineRule="auto"/>
@@ -9972,9 +10473,9 @@
       </w:tcPr>
     </w:tblStylePr>
   </w:style>
-  <w:style w:type="table" w:styleId="86">
+  <w:style w:type="table" w:styleId="764">
     <w:name w:val="Grid Table 5 Dark - Accent 3"/>
-    <w:basedOn w:val="705"/>
+    <w:basedOn w:val="874"/>
     <w:uiPriority w:val="99"/>
     <w:pPr>
       <w:spacing w:after="0" w:line="240" w:lineRule="auto"/>
@@ -10051,9 +10552,9 @@
       </w:tcPr>
     </w:tblStylePr>
   </w:style>
-  <w:style w:type="table" w:styleId="87">
+  <w:style w:type="table" w:styleId="765">
     <w:name w:val="Grid Table 5 Dark- Accent 4"/>
-    <w:basedOn w:val="705"/>
+    <w:basedOn w:val="874"/>
     <w:uiPriority w:val="99"/>
     <w:pPr>
       <w:spacing w:after="0" w:line="240" w:lineRule="auto"/>
@@ -10130,9 +10631,9 @@
       </w:tcPr>
     </w:tblStylePr>
   </w:style>
-  <w:style w:type="table" w:styleId="88">
+  <w:style w:type="table" w:styleId="766">
     <w:name w:val="Grid Table 5 Dark - Accent 5"/>
-    <w:basedOn w:val="705"/>
+    <w:basedOn w:val="874"/>
     <w:uiPriority w:val="99"/>
     <w:pPr>
       <w:spacing w:after="0" w:line="240" w:lineRule="auto"/>
@@ -10209,9 +10710,9 @@
       </w:tcPr>
     </w:tblStylePr>
   </w:style>
-  <w:style w:type="table" w:styleId="89">
+  <w:style w:type="table" w:styleId="767">
     <w:name w:val="Grid Table 5 Dark - Accent 6"/>
-    <w:basedOn w:val="705"/>
+    <w:basedOn w:val="874"/>
     <w:uiPriority w:val="99"/>
     <w:pPr>
       <w:spacing w:after="0" w:line="240" w:lineRule="auto"/>
@@ -10288,9 +10789,9 @@
       </w:tcPr>
     </w:tblStylePr>
   </w:style>
-  <w:style w:type="table" w:styleId="90">
+  <w:style w:type="table" w:styleId="768">
     <w:name w:val="Grid Table 6 Colorful"/>
-    <w:basedOn w:val="705"/>
+    <w:basedOn w:val="874"/>
     <w:uiPriority w:val="99"/>
     <w:pPr>
       <w:spacing w:after="0" w:line="240" w:lineRule="auto"/>
@@ -10367,9 +10868,9 @@
       </w:rPr>
     </w:tblStylePr>
   </w:style>
-  <w:style w:type="table" w:styleId="91">
+  <w:style w:type="table" w:styleId="769">
     <w:name w:val="Grid Table 6 Colorful - Accent 1"/>
-    <w:basedOn w:val="705"/>
+    <w:basedOn w:val="874"/>
     <w:uiPriority w:val="99"/>
     <w:pPr>
       <w:spacing w:after="0" w:line="240" w:lineRule="auto"/>
@@ -10446,9 +10947,9 @@
       </w:rPr>
     </w:tblStylePr>
   </w:style>
-  <w:style w:type="table" w:styleId="92">
+  <w:style w:type="table" w:styleId="770">
     <w:name w:val="Grid Table 6 Colorful - Accent 2"/>
-    <w:basedOn w:val="705"/>
+    <w:basedOn w:val="874"/>
     <w:uiPriority w:val="99"/>
     <w:pPr>
       <w:spacing w:after="0" w:line="240" w:lineRule="auto"/>
@@ -10525,9 +11026,9 @@
       </w:rPr>
     </w:tblStylePr>
   </w:style>
-  <w:style w:type="table" w:styleId="93">
+  <w:style w:type="table" w:styleId="771">
     <w:name w:val="Grid Table 6 Colorful - Accent 3"/>
-    <w:basedOn w:val="705"/>
+    <w:basedOn w:val="874"/>
     <w:uiPriority w:val="99"/>
     <w:pPr>
       <w:spacing w:after="0" w:line="240" w:lineRule="auto"/>
@@ -10604,9 +11105,9 @@
       </w:rPr>
     </w:tblStylePr>
   </w:style>
-  <w:style w:type="table" w:styleId="94">
+  <w:style w:type="table" w:styleId="772">
     <w:name w:val="Grid Table 6 Colorful - Accent 4"/>
-    <w:basedOn w:val="705"/>
+    <w:basedOn w:val="874"/>
     <w:uiPriority w:val="99"/>
     <w:pPr>
       <w:spacing w:after="0" w:line="240" w:lineRule="auto"/>
@@ -10683,9 +11184,9 @@
       </w:rPr>
     </w:tblStylePr>
   </w:style>
-  <w:style w:type="table" w:styleId="95">
+  <w:style w:type="table" w:styleId="773">
     <w:name w:val="Grid Table 6 Colorful - Accent 5"/>
-    <w:basedOn w:val="705"/>
+    <w:basedOn w:val="874"/>
     <w:uiPriority w:val="99"/>
     <w:pPr>
       <w:spacing w:after="0" w:line="240" w:lineRule="auto"/>
@@ -10762,9 +11263,9 @@
       </w:rPr>
     </w:tblStylePr>
   </w:style>
-  <w:style w:type="table" w:styleId="96">
+  <w:style w:type="table" w:styleId="774">
     <w:name w:val="Grid Table 6 Colorful - Accent 6"/>
-    <w:basedOn w:val="705"/>
+    <w:basedOn w:val="874"/>
     <w:uiPriority w:val="99"/>
     <w:pPr>
       <w:spacing w:after="0" w:line="240" w:lineRule="auto"/>
@@ -10841,9 +11342,9 @@
       </w:rPr>
     </w:tblStylePr>
   </w:style>
-  <w:style w:type="table" w:styleId="97">
+  <w:style w:type="table" w:styleId="775">
     <w:name w:val="Grid Table 7 Colorful"/>
-    <w:basedOn w:val="705"/>
+    <w:basedOn w:val="874"/>
     <w:uiPriority w:val="99"/>
     <w:pPr>
       <w:spacing w:after="0" w:line="240" w:lineRule="auto"/>
@@ -10892,11 +11393,11 @@
         <w:jc w:val="right"/>
       </w:pPr>
       <w:tcPr>
-        <w:shd w:color="ffffff"/>
-        <w:tcBorders>
-          <w:top w:val="none"/>
-          <w:left w:val="none"/>
-          <w:bottom w:val="none"/>
+        <w:shd w:val="clear" w:color="ffffff"/>
+        <w:tcBorders>
+          <w:top w:val="none" w:color="000000" w:sz="4" w:space="0"/>
+          <w:left w:val="none" w:color="000000" w:sz="4" w:space="0"/>
+          <w:bottom w:val="none" w:color="000000" w:sz="4" w:space="0"/>
           <w:right w:val="single" w:color="000000" w:themeColor="text1" w:themeTint="80" w:sz="4" w:space="0"/>
         </w:tcBorders>
       </w:tcPr>
@@ -10911,10 +11412,10 @@
       <w:tcPr>
         <w:shd w:val="clear" w:color="ffffff" w:themeColor="light1" w:fill="ffffff" w:themeFill="light1"/>
         <w:tcBorders>
-          <w:top w:val="none"/>
-          <w:left w:val="none"/>
+          <w:top w:val="none" w:color="000000" w:sz="4" w:space="0"/>
+          <w:left w:val="none" w:color="000000" w:sz="4" w:space="0"/>
           <w:bottom w:val="single" w:color="000000" w:themeColor="text1" w:themeTint="80" w:sz="4" w:space="0"/>
-          <w:right w:val="none"/>
+          <w:right w:val="none" w:color="000000" w:sz="4" w:space="0"/>
         </w:tcBorders>
       </w:tcPr>
     </w:tblStylePr>
@@ -10926,12 +11427,12 @@
         <w:sz w:val="22"/>
       </w:rPr>
       <w:tcPr>
-        <w:shd w:color="ffffff"/>
-        <w:tcBorders>
-          <w:top w:val="none"/>
+        <w:shd w:val="clear" w:color="ffffff"/>
+        <w:tcBorders>
+          <w:top w:val="none" w:color="000000" w:sz="4" w:space="0"/>
           <w:left w:val="single" w:color="000000" w:themeColor="text1" w:themeTint="80" w:sz="4" w:space="0"/>
-          <w:bottom w:val="none"/>
-          <w:right w:val="none"/>
+          <w:bottom w:val="none" w:color="000000" w:sz="4" w:space="0"/>
+          <w:right w:val="none" w:color="000000" w:sz="4" w:space="0"/>
         </w:tcBorders>
       </w:tcPr>
     </w:tblStylePr>
@@ -10946,16 +11447,16 @@
         <w:shd w:val="clear" w:color="ffffff" w:themeColor="light1" w:fill="ffffff" w:themeFill="light1"/>
         <w:tcBorders>
           <w:top w:val="single" w:color="000000" w:themeColor="text1" w:themeTint="80" w:sz="4" w:space="0"/>
-          <w:left w:val="none"/>
-          <w:bottom w:val="none"/>
-          <w:right w:val="none"/>
-        </w:tcBorders>
-      </w:tcPr>
-    </w:tblStylePr>
-  </w:style>
-  <w:style w:type="table" w:styleId="98">
+          <w:left w:val="none" w:color="000000" w:sz="4" w:space="0"/>
+          <w:bottom w:val="none" w:color="000000" w:sz="4" w:space="0"/>
+          <w:right w:val="none" w:color="000000" w:sz="4" w:space="0"/>
+        </w:tcBorders>
+      </w:tcPr>
+    </w:tblStylePr>
+  </w:style>
+  <w:style w:type="table" w:styleId="776">
     <w:name w:val="Grid Table 7 Colorful - Accent 1"/>
-    <w:basedOn w:val="705"/>
+    <w:basedOn w:val="874"/>
     <w:uiPriority w:val="99"/>
     <w:pPr>
       <w:spacing w:after="0" w:line="240" w:lineRule="auto"/>
@@ -11004,11 +11505,11 @@
         <w:jc w:val="right"/>
       </w:pPr>
       <w:tcPr>
-        <w:shd w:color="ffffff"/>
-        <w:tcBorders>
-          <w:top w:val="none"/>
-          <w:left w:val="none"/>
-          <w:bottom w:val="none"/>
+        <w:shd w:val="clear" w:color="ffffff"/>
+        <w:tcBorders>
+          <w:top w:val="none" w:color="000000" w:sz="4" w:space="0"/>
+          <w:left w:val="none" w:color="000000" w:sz="4" w:space="0"/>
+          <w:bottom w:val="none" w:color="000000" w:sz="4" w:space="0"/>
           <w:right w:val="single" w:color="000000" w:themeColor="accent1" w:themeTint="80" w:sz="4" w:space="0"/>
         </w:tcBorders>
       </w:tcPr>
@@ -11023,10 +11524,10 @@
       <w:tcPr>
         <w:shd w:val="clear" w:color="ffffff" w:themeColor="light1" w:fill="ffffff" w:themeFill="light1"/>
         <w:tcBorders>
-          <w:top w:val="none"/>
-          <w:left w:val="none"/>
+          <w:top w:val="none" w:color="000000" w:sz="4" w:space="0"/>
+          <w:left w:val="none" w:color="000000" w:sz="4" w:space="0"/>
           <w:bottom w:val="single" w:color="000000" w:themeColor="accent1" w:themeTint="80" w:sz="4" w:space="0"/>
-          <w:right w:val="none"/>
+          <w:right w:val="none" w:color="000000" w:sz="4" w:space="0"/>
         </w:tcBorders>
       </w:tcPr>
     </w:tblStylePr>
@@ -11038,12 +11539,12 @@
         <w:sz w:val="22"/>
       </w:rPr>
       <w:tcPr>
-        <w:shd w:color="ffffff"/>
-        <w:tcBorders>
-          <w:top w:val="none"/>
+        <w:shd w:val="clear" w:color="ffffff"/>
+        <w:tcBorders>
+          <w:top w:val="none" w:color="000000" w:sz="4" w:space="0"/>
           <w:left w:val="single" w:color="000000" w:themeColor="accent1" w:themeTint="80" w:sz="4" w:space="0"/>
-          <w:bottom w:val="none"/>
-          <w:right w:val="none"/>
+          <w:bottom w:val="none" w:color="000000" w:sz="4" w:space="0"/>
+          <w:right w:val="none" w:color="000000" w:sz="4" w:space="0"/>
         </w:tcBorders>
       </w:tcPr>
     </w:tblStylePr>
@@ -11058,16 +11559,16 @@
         <w:shd w:val="clear" w:color="ffffff" w:themeColor="light1" w:fill="ffffff" w:themeFill="light1"/>
         <w:tcBorders>
           <w:top w:val="single" w:color="000000" w:themeColor="accent1" w:themeTint="80" w:sz="4" w:space="0"/>
-          <w:left w:val="none"/>
-          <w:bottom w:val="none"/>
-          <w:right w:val="none"/>
-        </w:tcBorders>
-      </w:tcPr>
-    </w:tblStylePr>
-  </w:style>
-  <w:style w:type="table" w:styleId="99">
+          <w:left w:val="none" w:color="000000" w:sz="4" w:space="0"/>
+          <w:bottom w:val="none" w:color="000000" w:sz="4" w:space="0"/>
+          <w:right w:val="none" w:color="000000" w:sz="4" w:space="0"/>
+        </w:tcBorders>
+      </w:tcPr>
+    </w:tblStylePr>
+  </w:style>
+  <w:style w:type="table" w:styleId="777">
     <w:name w:val="Grid Table 7 Colorful - Accent 2"/>
-    <w:basedOn w:val="705"/>
+    <w:basedOn w:val="874"/>
     <w:uiPriority w:val="99"/>
     <w:pPr>
       <w:spacing w:after="0" w:line="240" w:lineRule="auto"/>
@@ -11116,11 +11617,11 @@
         <w:jc w:val="right"/>
       </w:pPr>
       <w:tcPr>
-        <w:shd w:color="ffffff"/>
-        <w:tcBorders>
-          <w:top w:val="none"/>
-          <w:left w:val="none"/>
-          <w:bottom w:val="none"/>
+        <w:shd w:val="clear" w:color="ffffff"/>
+        <w:tcBorders>
+          <w:top w:val="none" w:color="000000" w:sz="4" w:space="0"/>
+          <w:left w:val="none" w:color="000000" w:sz="4" w:space="0"/>
+          <w:bottom w:val="none" w:color="000000" w:sz="4" w:space="0"/>
           <w:right w:val="single" w:color="000000" w:themeColor="accent2" w:themeTint="97" w:sz="4" w:space="0"/>
         </w:tcBorders>
       </w:tcPr>
@@ -11135,10 +11636,10 @@
       <w:tcPr>
         <w:shd w:val="clear" w:color="ffffff" w:themeColor="light1" w:fill="ffffff" w:themeFill="light1"/>
         <w:tcBorders>
-          <w:top w:val="none"/>
-          <w:left w:val="none"/>
+          <w:top w:val="none" w:color="000000" w:sz="4" w:space="0"/>
+          <w:left w:val="none" w:color="000000" w:sz="4" w:space="0"/>
           <w:bottom w:val="single" w:color="000000" w:themeColor="accent2" w:themeTint="97" w:sz="4" w:space="0"/>
-          <w:right w:val="none"/>
+          <w:right w:val="none" w:color="000000" w:sz="4" w:space="0"/>
         </w:tcBorders>
       </w:tcPr>
     </w:tblStylePr>
@@ -11150,12 +11651,12 @@
         <w:sz w:val="22"/>
       </w:rPr>
       <w:tcPr>
-        <w:shd w:color="ffffff"/>
-        <w:tcBorders>
-          <w:top w:val="none"/>
+        <w:shd w:val="clear" w:color="ffffff"/>
+        <w:tcBorders>
+          <w:top w:val="none" w:color="000000" w:sz="4" w:space="0"/>
           <w:left w:val="single" w:color="000000" w:themeColor="accent2" w:themeTint="97" w:sz="4" w:space="0"/>
-          <w:bottom w:val="none"/>
-          <w:right w:val="none"/>
+          <w:bottom w:val="none" w:color="000000" w:sz="4" w:space="0"/>
+          <w:right w:val="none" w:color="000000" w:sz="4" w:space="0"/>
         </w:tcBorders>
       </w:tcPr>
     </w:tblStylePr>
@@ -11170,16 +11671,16 @@
         <w:shd w:val="clear" w:color="ffffff" w:themeColor="light1" w:fill="ffffff" w:themeFill="light1"/>
         <w:tcBorders>
           <w:top w:val="single" w:color="000000" w:themeColor="accent2" w:themeTint="97" w:sz="4" w:space="0"/>
-          <w:left w:val="none"/>
-          <w:bottom w:val="none"/>
-          <w:right w:val="none"/>
-        </w:tcBorders>
-      </w:tcPr>
-    </w:tblStylePr>
-  </w:style>
-  <w:style w:type="table" w:styleId="100">
+          <w:left w:val="none" w:color="000000" w:sz="4" w:space="0"/>
+          <w:bottom w:val="none" w:color="000000" w:sz="4" w:space="0"/>
+          <w:right w:val="none" w:color="000000" w:sz="4" w:space="0"/>
+        </w:tcBorders>
+      </w:tcPr>
+    </w:tblStylePr>
+  </w:style>
+  <w:style w:type="table" w:styleId="778">
     <w:name w:val="Grid Table 7 Colorful - Accent 3"/>
-    <w:basedOn w:val="705"/>
+    <w:basedOn w:val="874"/>
     <w:uiPriority w:val="99"/>
     <w:pPr>
       <w:spacing w:after="0" w:line="240" w:lineRule="auto"/>
@@ -11228,11 +11729,11 @@
         <w:jc w:val="right"/>
       </w:pPr>
       <w:tcPr>
-        <w:shd w:color="ffffff"/>
-        <w:tcBorders>
-          <w:top w:val="none"/>
-          <w:left w:val="none"/>
-          <w:bottom w:val="none"/>
+        <w:shd w:val="clear" w:color="ffffff"/>
+        <w:tcBorders>
+          <w:top w:val="none" w:color="000000" w:sz="4" w:space="0"/>
+          <w:left w:val="none" w:color="000000" w:sz="4" w:space="0"/>
+          <w:bottom w:val="none" w:color="000000" w:sz="4" w:space="0"/>
           <w:right w:val="single" w:color="000000" w:themeColor="accent3" w:themeTint="FE" w:sz="4" w:space="0"/>
         </w:tcBorders>
       </w:tcPr>
@@ -11247,10 +11748,10 @@
       <w:tcPr>
         <w:shd w:val="clear" w:color="ffffff" w:themeColor="light1" w:fill="ffffff" w:themeFill="light1"/>
         <w:tcBorders>
-          <w:top w:val="none"/>
-          <w:left w:val="none"/>
+          <w:top w:val="none" w:color="000000" w:sz="4" w:space="0"/>
+          <w:left w:val="none" w:color="000000" w:sz="4" w:space="0"/>
           <w:bottom w:val="single" w:color="000000" w:themeColor="accent3" w:themeTint="FE" w:sz="4" w:space="0"/>
-          <w:right w:val="none"/>
+          <w:right w:val="none" w:color="000000" w:sz="4" w:space="0"/>
         </w:tcBorders>
       </w:tcPr>
     </w:tblStylePr>
@@ -11262,12 +11763,12 @@
         <w:sz w:val="22"/>
       </w:rPr>
       <w:tcPr>
-        <w:shd w:color="ffffff"/>
-        <w:tcBorders>
-          <w:top w:val="none"/>
+        <w:shd w:val="clear" w:color="ffffff"/>
+        <w:tcBorders>
+          <w:top w:val="none" w:color="000000" w:sz="4" w:space="0"/>
           <w:left w:val="single" w:color="000000" w:themeColor="accent3" w:themeTint="FE" w:sz="4" w:space="0"/>
-          <w:bottom w:val="none"/>
-          <w:right w:val="none"/>
+          <w:bottom w:val="none" w:color="000000" w:sz="4" w:space="0"/>
+          <w:right w:val="none" w:color="000000" w:sz="4" w:space="0"/>
         </w:tcBorders>
       </w:tcPr>
     </w:tblStylePr>
@@ -11282,16 +11783,16 @@
         <w:shd w:val="clear" w:color="ffffff" w:themeColor="light1" w:fill="ffffff" w:themeFill="light1"/>
         <w:tcBorders>
           <w:top w:val="single" w:color="000000" w:themeColor="accent3" w:themeTint="FE" w:sz="4" w:space="0"/>
-          <w:left w:val="none"/>
-          <w:bottom w:val="none"/>
-          <w:right w:val="none"/>
-        </w:tcBorders>
-      </w:tcPr>
-    </w:tblStylePr>
-  </w:style>
-  <w:style w:type="table" w:styleId="101">
+          <w:left w:val="none" w:color="000000" w:sz="4" w:space="0"/>
+          <w:bottom w:val="none" w:color="000000" w:sz="4" w:space="0"/>
+          <w:right w:val="none" w:color="000000" w:sz="4" w:space="0"/>
+        </w:tcBorders>
+      </w:tcPr>
+    </w:tblStylePr>
+  </w:style>
+  <w:style w:type="table" w:styleId="779">
     <w:name w:val="Grid Table 7 Colorful - Accent 4"/>
-    <w:basedOn w:val="705"/>
+    <w:basedOn w:val="874"/>
     <w:uiPriority w:val="99"/>
     <w:pPr>
       <w:spacing w:after="0" w:line="240" w:lineRule="auto"/>
@@ -11340,11 +11841,11 @@
         <w:jc w:val="right"/>
       </w:pPr>
       <w:tcPr>
-        <w:shd w:color="ffffff"/>
-        <w:tcBorders>
-          <w:top w:val="none"/>
-          <w:left w:val="none"/>
-          <w:bottom w:val="none"/>
+        <w:shd w:val="clear" w:color="ffffff"/>
+        <w:tcBorders>
+          <w:top w:val="none" w:color="000000" w:sz="4" w:space="0"/>
+          <w:left w:val="none" w:color="000000" w:sz="4" w:space="0"/>
+          <w:bottom w:val="none" w:color="000000" w:sz="4" w:space="0"/>
           <w:right w:val="single" w:color="000000" w:themeColor="accent4" w:themeTint="9A" w:sz="4" w:space="0"/>
         </w:tcBorders>
       </w:tcPr>
@@ -11359,10 +11860,10 @@
       <w:tcPr>
         <w:shd w:val="clear" w:color="ffffff" w:themeColor="light1" w:fill="ffffff" w:themeFill="light1"/>
         <w:tcBorders>
-          <w:top w:val="none"/>
-          <w:left w:val="none"/>
+          <w:top w:val="none" w:color="000000" w:sz="4" w:space="0"/>
+          <w:left w:val="none" w:color="000000" w:sz="4" w:space="0"/>
           <w:bottom w:val="single" w:color="000000" w:themeColor="accent4" w:themeTint="9A" w:sz="4" w:space="0"/>
-          <w:right w:val="none"/>
+          <w:right w:val="none" w:color="000000" w:sz="4" w:space="0"/>
         </w:tcBorders>
       </w:tcPr>
     </w:tblStylePr>
@@ -11374,12 +11875,12 @@
         <w:sz w:val="22"/>
       </w:rPr>
       <w:tcPr>
-        <w:shd w:color="ffffff"/>
-        <w:tcBorders>
-          <w:top w:val="none"/>
+        <w:shd w:val="clear" w:color="ffffff"/>
+        <w:tcBorders>
+          <w:top w:val="none" w:color="000000" w:sz="4" w:space="0"/>
           <w:left w:val="single" w:color="000000" w:themeColor="accent4" w:themeTint="9A" w:sz="4" w:space="0"/>
-          <w:bottom w:val="none"/>
-          <w:right w:val="none"/>
+          <w:bottom w:val="none" w:color="000000" w:sz="4" w:space="0"/>
+          <w:right w:val="none" w:color="000000" w:sz="4" w:space="0"/>
         </w:tcBorders>
       </w:tcPr>
     </w:tblStylePr>
@@ -11394,16 +11895,16 @@
         <w:shd w:val="clear" w:color="ffffff" w:themeColor="light1" w:fill="ffffff" w:themeFill="light1"/>
         <w:tcBorders>
           <w:top w:val="single" w:color="000000" w:themeColor="accent4" w:themeTint="9A" w:sz="4" w:space="0"/>
-          <w:left w:val="none"/>
-          <w:bottom w:val="none"/>
-          <w:right w:val="none"/>
-        </w:tcBorders>
-      </w:tcPr>
-    </w:tblStylePr>
-  </w:style>
-  <w:style w:type="table" w:styleId="102">
+          <w:left w:val="none" w:color="000000" w:sz="4" w:space="0"/>
+          <w:bottom w:val="none" w:color="000000" w:sz="4" w:space="0"/>
+          <w:right w:val="none" w:color="000000" w:sz="4" w:space="0"/>
+        </w:tcBorders>
+      </w:tcPr>
+    </w:tblStylePr>
+  </w:style>
+  <w:style w:type="table" w:styleId="780">
     <w:name w:val="Grid Table 7 Colorful - Accent 5"/>
-    <w:basedOn w:val="705"/>
+    <w:basedOn w:val="874"/>
     <w:uiPriority w:val="99"/>
     <w:pPr>
       <w:spacing w:after="0" w:line="240" w:lineRule="auto"/>
@@ -11452,11 +11953,11 @@
         <w:jc w:val="right"/>
       </w:pPr>
       <w:tcPr>
-        <w:shd w:color="ffffff"/>
-        <w:tcBorders>
-          <w:top w:val="none"/>
-          <w:left w:val="none"/>
-          <w:bottom w:val="none"/>
+        <w:shd w:val="clear" w:color="ffffff"/>
+        <w:tcBorders>
+          <w:top w:val="none" w:color="000000" w:sz="4" w:space="0"/>
+          <w:left w:val="none" w:color="000000" w:sz="4" w:space="0"/>
+          <w:bottom w:val="none" w:color="000000" w:sz="4" w:space="0"/>
           <w:right w:val="single" w:color="000000" w:themeColor="accent5" w:themeTint="90" w:sz="4" w:space="0"/>
         </w:tcBorders>
       </w:tcPr>
@@ -11471,10 +11972,10 @@
       <w:tcPr>
         <w:shd w:val="clear" w:color="ffffff" w:themeColor="light1" w:fill="ffffff" w:themeFill="light1"/>
         <w:tcBorders>
-          <w:top w:val="none"/>
-          <w:left w:val="none"/>
+          <w:top w:val="none" w:color="000000" w:sz="4" w:space="0"/>
+          <w:left w:val="none" w:color="000000" w:sz="4" w:space="0"/>
           <w:bottom w:val="single" w:color="000000" w:themeColor="accent5" w:themeTint="90" w:sz="4" w:space="0"/>
-          <w:right w:val="none"/>
+          <w:right w:val="none" w:color="000000" w:sz="4" w:space="0"/>
         </w:tcBorders>
       </w:tcPr>
     </w:tblStylePr>
@@ -11486,12 +11987,12 @@
         <w:sz w:val="22"/>
       </w:rPr>
       <w:tcPr>
-        <w:shd w:color="ffffff"/>
-        <w:tcBorders>
-          <w:top w:val="none"/>
+        <w:shd w:val="clear" w:color="ffffff"/>
+        <w:tcBorders>
+          <w:top w:val="none" w:color="000000" w:sz="4" w:space="0"/>
           <w:left w:val="single" w:color="000000" w:themeColor="accent5" w:themeTint="90" w:sz="4" w:space="0"/>
-          <w:bottom w:val="none"/>
-          <w:right w:val="none"/>
+          <w:bottom w:val="none" w:color="000000" w:sz="4" w:space="0"/>
+          <w:right w:val="none" w:color="000000" w:sz="4" w:space="0"/>
         </w:tcBorders>
       </w:tcPr>
     </w:tblStylePr>
@@ -11506,16 +12007,16 @@
         <w:shd w:val="clear" w:color="ffffff" w:themeColor="light1" w:fill="ffffff" w:themeFill="light1"/>
         <w:tcBorders>
           <w:top w:val="single" w:color="000000" w:themeColor="accent5" w:themeTint="90" w:sz="4" w:space="0"/>
-          <w:left w:val="none"/>
-          <w:bottom w:val="none"/>
-          <w:right w:val="none"/>
-        </w:tcBorders>
-      </w:tcPr>
-    </w:tblStylePr>
-  </w:style>
-  <w:style w:type="table" w:styleId="103">
+          <w:left w:val="none" w:color="000000" w:sz="4" w:space="0"/>
+          <w:bottom w:val="none" w:color="000000" w:sz="4" w:space="0"/>
+          <w:right w:val="none" w:color="000000" w:sz="4" w:space="0"/>
+        </w:tcBorders>
+      </w:tcPr>
+    </w:tblStylePr>
+  </w:style>
+  <w:style w:type="table" w:styleId="781">
     <w:name w:val="Grid Table 7 Colorful - Accent 6"/>
-    <w:basedOn w:val="705"/>
+    <w:basedOn w:val="874"/>
     <w:uiPriority w:val="99"/>
     <w:pPr>
       <w:spacing w:after="0" w:line="240" w:lineRule="auto"/>
@@ -11564,11 +12065,11 @@
         <w:jc w:val="right"/>
       </w:pPr>
       <w:tcPr>
-        <w:shd w:color="ffffff"/>
-        <w:tcBorders>
-          <w:top w:val="none"/>
-          <w:left w:val="none"/>
-          <w:bottom w:val="none"/>
+        <w:shd w:val="clear" w:color="ffffff"/>
+        <w:tcBorders>
+          <w:top w:val="none" w:color="000000" w:sz="4" w:space="0"/>
+          <w:left w:val="none" w:color="000000" w:sz="4" w:space="0"/>
+          <w:bottom w:val="none" w:color="000000" w:sz="4" w:space="0"/>
           <w:right w:val="single" w:color="000000" w:themeColor="accent6" w:themeTint="90" w:sz="4" w:space="0"/>
         </w:tcBorders>
       </w:tcPr>
@@ -11583,10 +12084,10 @@
       <w:tcPr>
         <w:shd w:val="clear" w:color="ffffff" w:themeColor="light1" w:fill="ffffff" w:themeFill="light1"/>
         <w:tcBorders>
-          <w:top w:val="none"/>
-          <w:left w:val="none"/>
+          <w:top w:val="none" w:color="000000" w:sz="4" w:space="0"/>
+          <w:left w:val="none" w:color="000000" w:sz="4" w:space="0"/>
           <w:bottom w:val="single" w:color="000000" w:themeColor="accent6" w:themeTint="90" w:sz="4" w:space="0"/>
-          <w:right w:val="none"/>
+          <w:right w:val="none" w:color="000000" w:sz="4" w:space="0"/>
         </w:tcBorders>
       </w:tcPr>
     </w:tblStylePr>
@@ -11598,12 +12099,12 @@
         <w:sz w:val="22"/>
       </w:rPr>
       <w:tcPr>
-        <w:shd w:color="ffffff"/>
-        <w:tcBorders>
-          <w:top w:val="none"/>
+        <w:shd w:val="clear" w:color="ffffff"/>
+        <w:tcBorders>
+          <w:top w:val="none" w:color="000000" w:sz="4" w:space="0"/>
           <w:left w:val="single" w:color="000000" w:themeColor="accent6" w:themeTint="90" w:sz="4" w:space="0"/>
-          <w:bottom w:val="none"/>
-          <w:right w:val="none"/>
+          <w:bottom w:val="none" w:color="000000" w:sz="4" w:space="0"/>
+          <w:right w:val="none" w:color="000000" w:sz="4" w:space="0"/>
         </w:tcBorders>
       </w:tcPr>
     </w:tblStylePr>
@@ -11618,16 +12119,16 @@
         <w:shd w:val="clear" w:color="ffffff" w:themeColor="light1" w:fill="ffffff" w:themeFill="light1"/>
         <w:tcBorders>
           <w:top w:val="single" w:color="000000" w:themeColor="accent6" w:themeTint="90" w:sz="4" w:space="0"/>
-          <w:left w:val="none"/>
-          <w:bottom w:val="none"/>
-          <w:right w:val="none"/>
-        </w:tcBorders>
-      </w:tcPr>
-    </w:tblStylePr>
-  </w:style>
-  <w:style w:type="table" w:styleId="104">
+          <w:left w:val="none" w:color="000000" w:sz="4" w:space="0"/>
+          <w:bottom w:val="none" w:color="000000" w:sz="4" w:space="0"/>
+          <w:right w:val="none" w:color="000000" w:sz="4" w:space="0"/>
+        </w:tcBorders>
+      </w:tcPr>
+    </w:tblStylePr>
+  </w:style>
+  <w:style w:type="table" w:styleId="782">
     <w:name w:val="List Table 1 Light"/>
-    <w:basedOn w:val="705"/>
+    <w:basedOn w:val="874"/>
     <w:uiPriority w:val="99"/>
     <w:pPr>
       <w:spacing w:after="0" w:line="240" w:lineRule="auto"/>
@@ -11688,9 +12189,9 @@
       </w:tcPr>
     </w:tblStylePr>
   </w:style>
-  <w:style w:type="table" w:styleId="105">
+  <w:style w:type="table" w:styleId="783">
     <w:name w:val="List Table 1 Light - Accent 1"/>
-    <w:basedOn w:val="705"/>
+    <w:basedOn w:val="874"/>
     <w:uiPriority w:val="99"/>
     <w:pPr>
       <w:spacing w:after="0" w:line="240" w:lineRule="auto"/>
@@ -11751,9 +12252,9 @@
       </w:tcPr>
     </w:tblStylePr>
   </w:style>
-  <w:style w:type="table" w:styleId="106">
+  <w:style w:type="table" w:styleId="784">
     <w:name w:val="List Table 1 Light - Accent 2"/>
-    <w:basedOn w:val="705"/>
+    <w:basedOn w:val="874"/>
     <w:uiPriority w:val="99"/>
     <w:pPr>
       <w:spacing w:after="0" w:line="240" w:lineRule="auto"/>
@@ -11814,9 +12315,9 @@
       </w:tcPr>
     </w:tblStylePr>
   </w:style>
-  <w:style w:type="table" w:styleId="107">
+  <w:style w:type="table" w:styleId="785">
     <w:name w:val="List Table 1 Light - Accent 3"/>
-    <w:basedOn w:val="705"/>
+    <w:basedOn w:val="874"/>
     <w:uiPriority w:val="99"/>
     <w:pPr>
       <w:spacing w:after="0" w:line="240" w:lineRule="auto"/>
@@ -11877,9 +12378,9 @@
       </w:tcPr>
     </w:tblStylePr>
   </w:style>
-  <w:style w:type="table" w:styleId="108">
+  <w:style w:type="table" w:styleId="786">
     <w:name w:val="List Table 1 Light - Accent 4"/>
-    <w:basedOn w:val="705"/>
+    <w:basedOn w:val="874"/>
     <w:uiPriority w:val="99"/>
     <w:pPr>
       <w:spacing w:after="0" w:line="240" w:lineRule="auto"/>
@@ -11940,9 +12441,9 @@
       </w:tcPr>
     </w:tblStylePr>
   </w:style>
-  <w:style w:type="table" w:styleId="109">
+  <w:style w:type="table" w:styleId="787">
     <w:name w:val="List Table 1 Light - Accent 5"/>
-    <w:basedOn w:val="705"/>
+    <w:basedOn w:val="874"/>
     <w:uiPriority w:val="99"/>
     <w:pPr>
       <w:spacing w:after="0" w:line="240" w:lineRule="auto"/>
@@ -12003,9 +12504,9 @@
       </w:tcPr>
     </w:tblStylePr>
   </w:style>
-  <w:style w:type="table" w:styleId="110">
+  <w:style w:type="table" w:styleId="788">
     <w:name w:val="List Table 1 Light - Accent 6"/>
-    <w:basedOn w:val="705"/>
+    <w:basedOn w:val="874"/>
     <w:uiPriority w:val="99"/>
     <w:pPr>
       <w:spacing w:after="0" w:line="240" w:lineRule="auto"/>
@@ -12066,9 +12567,9 @@
       </w:tcPr>
     </w:tblStylePr>
   </w:style>
-  <w:style w:type="table" w:styleId="111">
+  <w:style w:type="table" w:styleId="789">
     <w:name w:val="List Table 2"/>
-    <w:basedOn w:val="705"/>
+    <w:basedOn w:val="874"/>
     <w:uiPriority w:val="99"/>
     <w:pPr>
       <w:spacing w:after="0" w:line="240" w:lineRule="auto"/>
@@ -12152,9 +12653,9 @@
       </w:tcPr>
     </w:tblStylePr>
   </w:style>
-  <w:style w:type="table" w:styleId="112">
+  <w:style w:type="table" w:styleId="790">
     <w:name w:val="List Table 2 - Accent 1"/>
-    <w:basedOn w:val="705"/>
+    <w:basedOn w:val="874"/>
     <w:uiPriority w:val="99"/>
     <w:pPr>
       <w:spacing w:after="0" w:line="240" w:lineRule="auto"/>
@@ -12238,9 +12739,9 @@
       </w:tcPr>
     </w:tblStylePr>
   </w:style>
-  <w:style w:type="table" w:styleId="113">
+  <w:style w:type="table" w:styleId="791">
     <w:name w:val="List Table 2 - Accent 2"/>
-    <w:basedOn w:val="705"/>
+    <w:basedOn w:val="874"/>
     <w:uiPriority w:val="99"/>
     <w:pPr>
       <w:spacing w:after="0" w:line="240" w:lineRule="auto"/>
@@ -12324,9 +12825,9 @@
       </w:tcPr>
     </w:tblStylePr>
   </w:style>
-  <w:style w:type="table" w:styleId="114">
+  <w:style w:type="table" w:styleId="792">
     <w:name w:val="List Table 2 - Accent 3"/>
-    <w:basedOn w:val="705"/>
+    <w:basedOn w:val="874"/>
     <w:uiPriority w:val="99"/>
     <w:pPr>
       <w:spacing w:after="0" w:line="240" w:lineRule="auto"/>
@@ -12410,9 +12911,9 @@
       </w:tcPr>
     </w:tblStylePr>
   </w:style>
-  <w:style w:type="table" w:styleId="115">
+  <w:style w:type="table" w:styleId="793">
     <w:name w:val="List Table 2 - Accent 4"/>
-    <w:basedOn w:val="705"/>
+    <w:basedOn w:val="874"/>
     <w:uiPriority w:val="99"/>
     <w:pPr>
       <w:spacing w:after="0" w:line="240" w:lineRule="auto"/>
@@ -12496,9 +12997,9 @@
       </w:tcPr>
     </w:tblStylePr>
   </w:style>
-  <w:style w:type="table" w:styleId="116">
+  <w:style w:type="table" w:styleId="794">
     <w:name w:val="List Table 2 - Accent 5"/>
-    <w:basedOn w:val="705"/>
+    <w:basedOn w:val="874"/>
     <w:uiPriority w:val="99"/>
     <w:pPr>
       <w:spacing w:after="0" w:line="240" w:lineRule="auto"/>
@@ -12582,9 +13083,9 @@
       </w:tcPr>
     </w:tblStylePr>
   </w:style>
-  <w:style w:type="table" w:styleId="117">
+  <w:style w:type="table" w:styleId="795">
     <w:name w:val="List Table 2 - Accent 6"/>
-    <w:basedOn w:val="705"/>
+    <w:basedOn w:val="874"/>
     <w:uiPriority w:val="99"/>
     <w:pPr>
       <w:spacing w:after="0" w:line="240" w:lineRule="auto"/>
@@ -12668,9 +13169,9 @@
       </w:tcPr>
     </w:tblStylePr>
   </w:style>
-  <w:style w:type="table" w:styleId="118">
+  <w:style w:type="table" w:styleId="796">
     <w:name w:val="List Table 3"/>
-    <w:basedOn w:val="705"/>
+    <w:basedOn w:val="874"/>
     <w:uiPriority w:val="99"/>
     <w:pPr>
       <w:spacing w:after="0" w:line="240" w:lineRule="auto"/>
@@ -12742,9 +13243,9 @@
       </w:rPr>
     </w:tblStylePr>
   </w:style>
-  <w:style w:type="table" w:styleId="119">
+  <w:style w:type="table" w:styleId="797">
     <w:name w:val="List Table 3 - Accent 1"/>
-    <w:basedOn w:val="705"/>
+    <w:basedOn w:val="874"/>
     <w:uiPriority w:val="99"/>
     <w:pPr>
       <w:spacing w:after="0" w:line="240" w:lineRule="auto"/>
@@ -12816,9 +13317,9 @@
       </w:rPr>
     </w:tblStylePr>
   </w:style>
-  <w:style w:type="table" w:styleId="120">
+  <w:style w:type="table" w:styleId="798">
     <w:name w:val="List Table 3 - Accent 2"/>
-    <w:basedOn w:val="705"/>
+    <w:basedOn w:val="874"/>
     <w:uiPriority w:val="99"/>
     <w:pPr>
       <w:spacing w:after="0" w:line="240" w:lineRule="auto"/>
@@ -12890,9 +13391,9 @@
       </w:rPr>
     </w:tblStylePr>
   </w:style>
-  <w:style w:type="table" w:styleId="121">
+  <w:style w:type="table" w:styleId="799">
     <w:name w:val="List Table 3 - Accent 3"/>
-    <w:basedOn w:val="705"/>
+    <w:basedOn w:val="874"/>
     <w:uiPriority w:val="99"/>
     <w:pPr>
       <w:spacing w:after="0" w:line="240" w:lineRule="auto"/>
@@ -12964,9 +13465,9 @@
       </w:rPr>
     </w:tblStylePr>
   </w:style>
-  <w:style w:type="table" w:styleId="122">
+  <w:style w:type="table" w:styleId="800">
     <w:name w:val="List Table 3 - Accent 4"/>
-    <w:basedOn w:val="705"/>
+    <w:basedOn w:val="874"/>
     <w:uiPriority w:val="99"/>
     <w:pPr>
       <w:spacing w:after="0" w:line="240" w:lineRule="auto"/>
@@ -13038,9 +13539,9 @@
       </w:rPr>
     </w:tblStylePr>
   </w:style>
-  <w:style w:type="table" w:styleId="123">
+  <w:style w:type="table" w:styleId="801">
     <w:name w:val="List Table 3 - Accent 5"/>
-    <w:basedOn w:val="705"/>
+    <w:basedOn w:val="874"/>
     <w:uiPriority w:val="99"/>
     <w:pPr>
       <w:spacing w:after="0" w:line="240" w:lineRule="auto"/>
@@ -13112,9 +13613,9 @@
       </w:rPr>
     </w:tblStylePr>
   </w:style>
-  <w:style w:type="table" w:styleId="124">
+  <w:style w:type="table" w:styleId="802">
     <w:name w:val="List Table 3 - Accent 6"/>
-    <w:basedOn w:val="705"/>
+    <w:basedOn w:val="874"/>
     <w:uiPriority w:val="99"/>
     <w:pPr>
       <w:spacing w:after="0" w:line="240" w:lineRule="auto"/>
@@ -13186,9 +13687,9 @@
       </w:rPr>
     </w:tblStylePr>
   </w:style>
-  <w:style w:type="table" w:styleId="125">
+  <w:style w:type="table" w:styleId="803">
     <w:name w:val="List Table 4"/>
-    <w:basedOn w:val="705"/>
+    <w:basedOn w:val="874"/>
     <w:uiPriority w:val="99"/>
     <w:pPr>
       <w:spacing w:after="0" w:line="240" w:lineRule="auto"/>
@@ -13255,9 +13756,9 @@
       </w:rPr>
     </w:tblStylePr>
   </w:style>
-  <w:style w:type="table" w:styleId="126">
+  <w:style w:type="table" w:styleId="804">
     <w:name w:val="List Table 4 - Accent 1"/>
-    <w:basedOn w:val="705"/>
+    <w:basedOn w:val="874"/>
     <w:uiPriority w:val="99"/>
     <w:pPr>
       <w:spacing w:after="0" w:line="240" w:lineRule="auto"/>
@@ -13324,9 +13825,9 @@
       </w:rPr>
     </w:tblStylePr>
   </w:style>
-  <w:style w:type="table" w:styleId="127">
+  <w:style w:type="table" w:styleId="805">
     <w:name w:val="List Table 4 - Accent 2"/>
-    <w:basedOn w:val="705"/>
+    <w:basedOn w:val="874"/>
     <w:uiPriority w:val="99"/>
     <w:pPr>
       <w:spacing w:after="0" w:line="240" w:lineRule="auto"/>
@@ -13393,9 +13894,9 @@
       </w:rPr>
     </w:tblStylePr>
   </w:style>
-  <w:style w:type="table" w:styleId="128">
+  <w:style w:type="table" w:styleId="806">
     <w:name w:val="List Table 4 - Accent 3"/>
-    <w:basedOn w:val="705"/>
+    <w:basedOn w:val="874"/>
     <w:uiPriority w:val="99"/>
     <w:pPr>
       <w:spacing w:after="0" w:line="240" w:lineRule="auto"/>
@@ -13462,9 +13963,9 @@
       </w:rPr>
     </w:tblStylePr>
   </w:style>
-  <w:style w:type="table" w:styleId="129">
+  <w:style w:type="table" w:styleId="807">
     <w:name w:val="List Table 4 - Accent 4"/>
-    <w:basedOn w:val="705"/>
+    <w:basedOn w:val="874"/>
     <w:uiPriority w:val="99"/>
     <w:pPr>
       <w:spacing w:after="0" w:line="240" w:lineRule="auto"/>
@@ -13531,9 +14032,9 @@
       </w:rPr>
     </w:tblStylePr>
   </w:style>
-  <w:style w:type="table" w:styleId="130">
+  <w:style w:type="table" w:styleId="808">
     <w:name w:val="List Table 4 - Accent 5"/>
-    <w:basedOn w:val="705"/>
+    <w:basedOn w:val="874"/>
     <w:uiPriority w:val="99"/>
     <w:pPr>
       <w:spacing w:after="0" w:line="240" w:lineRule="auto"/>
@@ -13600,9 +14101,9 @@
       </w:rPr>
     </w:tblStylePr>
   </w:style>
-  <w:style w:type="table" w:styleId="131">
+  <w:style w:type="table" w:styleId="809">
     <w:name w:val="List Table 4 - Accent 6"/>
-    <w:basedOn w:val="705"/>
+    <w:basedOn w:val="874"/>
     <w:uiPriority w:val="99"/>
     <w:pPr>
       <w:spacing w:after="0" w:line="240" w:lineRule="auto"/>
@@ -13669,9 +14170,9 @@
       </w:rPr>
     </w:tblStylePr>
   </w:style>
-  <w:style w:type="table" w:styleId="132">
+  <w:style w:type="table" w:styleId="810">
     <w:name w:val="List Table 5 Dark"/>
-    <w:basedOn w:val="705"/>
+    <w:basedOn w:val="874"/>
     <w:uiPriority w:val="99"/>
     <w:pPr>
       <w:spacing w:after="0" w:line="240" w:lineRule="auto"/>
@@ -13776,9 +14277,9 @@
       </w:rPr>
     </w:tblStylePr>
   </w:style>
-  <w:style w:type="table" w:styleId="133">
+  <w:style w:type="table" w:styleId="811">
     <w:name w:val="List Table 5 Dark - Accent 1"/>
-    <w:basedOn w:val="705"/>
+    <w:basedOn w:val="874"/>
     <w:uiPriority w:val="99"/>
     <w:pPr>
       <w:spacing w:after="0" w:line="240" w:lineRule="auto"/>
@@ -13883,9 +14384,9 @@
       </w:rPr>
     </w:tblStylePr>
   </w:style>
-  <w:style w:type="table" w:styleId="134">
+  <w:style w:type="table" w:styleId="812">
     <w:name w:val="List Table 5 Dark - Accent 2"/>
-    <w:basedOn w:val="705"/>
+    <w:basedOn w:val="874"/>
     <w:uiPriority w:val="99"/>
     <w:pPr>
       <w:spacing w:after="0" w:line="240" w:lineRule="auto"/>
@@ -13990,9 +14491,9 @@
       </w:rPr>
     </w:tblStylePr>
   </w:style>
-  <w:style w:type="table" w:styleId="135">
+  <w:style w:type="table" w:styleId="813">
     <w:name w:val="List Table 5 Dark - Accent 3"/>
-    <w:basedOn w:val="705"/>
+    <w:basedOn w:val="874"/>
     <w:uiPriority w:val="99"/>
     <w:pPr>
       <w:spacing w:after="0" w:line="240" w:lineRule="auto"/>
@@ -14097,9 +14598,9 @@
       </w:rPr>
     </w:tblStylePr>
   </w:style>
-  <w:style w:type="table" w:styleId="136">
+  <w:style w:type="table" w:styleId="814">
     <w:name w:val="List Table 5 Dark - Accent 4"/>
-    <w:basedOn w:val="705"/>
+    <w:basedOn w:val="874"/>
     <w:uiPriority w:val="99"/>
     <w:pPr>
       <w:spacing w:after="0" w:line="240" w:lineRule="auto"/>
@@ -14204,9 +14705,9 @@
       </w:rPr>
     </w:tblStylePr>
   </w:style>
-  <w:style w:type="table" w:styleId="137">
+  <w:style w:type="table" w:styleId="815">
     <w:name w:val="List Table 5 Dark - Accent 5"/>
-    <w:basedOn w:val="705"/>
+    <w:basedOn w:val="874"/>
     <w:uiPriority w:val="99"/>
     <w:pPr>
       <w:spacing w:after="0" w:line="240" w:lineRule="auto"/>
@@ -14311,9 +14812,9 @@
       </w:rPr>
     </w:tblStylePr>
   </w:style>
-  <w:style w:type="table" w:styleId="138">
+  <w:style w:type="table" w:styleId="816">
     <w:name w:val="List Table 5 Dark - Accent 6"/>
-    <w:basedOn w:val="705"/>
+    <w:basedOn w:val="874"/>
     <w:uiPriority w:val="99"/>
     <w:pPr>
       <w:spacing w:after="0" w:line="240" w:lineRule="auto"/>
@@ -14418,9 +14919,9 @@
       </w:rPr>
     </w:tblStylePr>
   </w:style>
-  <w:style w:type="table" w:styleId="139">
+  <w:style w:type="table" w:styleId="817">
     <w:name w:val="List Table 6 Colorful"/>
-    <w:basedOn w:val="705"/>
+    <w:basedOn w:val="874"/>
     <w:uiPriority w:val="99"/>
     <w:pPr>
       <w:spacing w:after="0" w:line="240" w:lineRule="auto"/>
@@ -14491,9 +14992,9 @@
       </w:tcPr>
     </w:tblStylePr>
   </w:style>
-  <w:style w:type="table" w:styleId="140">
+  <w:style w:type="table" w:styleId="818">
     <w:name w:val="List Table 6 Colorful - Accent 1"/>
-    <w:basedOn w:val="705"/>
+    <w:basedOn w:val="874"/>
     <w:uiPriority w:val="99"/>
     <w:pPr>
       <w:spacing w:after="0" w:line="240" w:lineRule="auto"/>
@@ -14564,9 +15065,9 @@
       </w:tcPr>
     </w:tblStylePr>
   </w:style>
-  <w:style w:type="table" w:styleId="141">
+  <w:style w:type="table" w:styleId="819">
     <w:name w:val="List Table 6 Colorful - Accent 2"/>
-    <w:basedOn w:val="705"/>
+    <w:basedOn w:val="874"/>
     <w:uiPriority w:val="99"/>
     <w:pPr>
       <w:spacing w:after="0" w:line="240" w:lineRule="auto"/>
@@ -14637,9 +15138,9 @@
       </w:tcPr>
     </w:tblStylePr>
   </w:style>
-  <w:style w:type="table" w:styleId="142">
+  <w:style w:type="table" w:styleId="820">
     <w:name w:val="List Table 6 Colorful - Accent 3"/>
-    <w:basedOn w:val="705"/>
+    <w:basedOn w:val="874"/>
     <w:uiPriority w:val="99"/>
     <w:pPr>
       <w:spacing w:after="0" w:line="240" w:lineRule="auto"/>
@@ -14710,9 +15211,9 @@
       </w:tcPr>
     </w:tblStylePr>
   </w:style>
-  <w:style w:type="table" w:styleId="143">
+  <w:style w:type="table" w:styleId="821">
     <w:name w:val="List Table 6 Colorful - Accent 4"/>
-    <w:basedOn w:val="705"/>
+    <w:basedOn w:val="874"/>
     <w:uiPriority w:val="99"/>
     <w:pPr>
       <w:spacing w:after="0" w:line="240" w:lineRule="auto"/>
@@ -14783,9 +15284,9 @@
       </w:tcPr>
     </w:tblStylePr>
   </w:style>
-  <w:style w:type="table" w:styleId="144">
+  <w:style w:type="table" w:styleId="822">
     <w:name w:val="List Table 6 Colorful - Accent 5"/>
-    <w:basedOn w:val="705"/>
+    <w:basedOn w:val="874"/>
     <w:uiPriority w:val="99"/>
     <w:pPr>
       <w:spacing w:after="0" w:line="240" w:lineRule="auto"/>
@@ -14856,9 +15357,9 @@
       </w:tcPr>
     </w:tblStylePr>
   </w:style>
-  <w:style w:type="table" w:styleId="145">
+  <w:style w:type="table" w:styleId="823">
     <w:name w:val="List Table 6 Colorful - Accent 6"/>
-    <w:basedOn w:val="705"/>
+    <w:basedOn w:val="874"/>
     <w:uiPriority w:val="99"/>
     <w:pPr>
       <w:spacing w:after="0" w:line="240" w:lineRule="auto"/>
@@ -14929,9 +15430,9 @@
       </w:tcPr>
     </w:tblStylePr>
   </w:style>
-  <w:style w:type="table" w:styleId="146">
+  <w:style w:type="table" w:styleId="824">
     <w:name w:val="List Table 7 Colorful"/>
-    <w:basedOn w:val="705"/>
+    <w:basedOn w:val="874"/>
     <w:uiPriority w:val="99"/>
     <w:pPr>
       <w:spacing w:after="0" w:line="240" w:lineRule="auto"/>
@@ -14977,11 +15478,11 @@
         <w:jc w:val="right"/>
       </w:pPr>
       <w:tcPr>
-        <w:shd w:color="ffffff"/>
-        <w:tcBorders>
-          <w:top w:val="none"/>
-          <w:left w:val="none"/>
-          <w:bottom w:val="none"/>
+        <w:shd w:val="clear" w:color="ffffff"/>
+        <w:tcBorders>
+          <w:top w:val="none" w:color="000000" w:sz="4" w:space="0"/>
+          <w:left w:val="none" w:color="000000" w:sz="4" w:space="0"/>
+          <w:bottom w:val="none" w:color="000000" w:sz="4" w:space="0"/>
           <w:right w:val="single" w:color="000000" w:themeColor="text1" w:themeTint="80" w:sz="4" w:space="0"/>
         </w:tcBorders>
       </w:tcPr>
@@ -14996,10 +15497,10 @@
       <w:tcPr>
         <w:shd w:val="clear" w:color="ffffff" w:themeColor="light1" w:fill="ffffff" w:themeFill="light1"/>
         <w:tcBorders>
-          <w:top w:val="none"/>
-          <w:left w:val="none"/>
+          <w:top w:val="none" w:color="000000" w:sz="4" w:space="0"/>
+          <w:left w:val="none" w:color="000000" w:sz="4" w:space="0"/>
           <w:bottom w:val="single" w:color="000000" w:themeColor="text1" w:themeTint="80" w:sz="4" w:space="0"/>
-          <w:right w:val="none"/>
+          <w:right w:val="none" w:color="000000" w:sz="4" w:space="0"/>
         </w:tcBorders>
       </w:tcPr>
     </w:tblStylePr>
@@ -15011,12 +15512,12 @@
         <w:sz w:val="22"/>
       </w:rPr>
       <w:tcPr>
-        <w:shd w:color="ffffff"/>
-        <w:tcBorders>
-          <w:top w:val="none"/>
+        <w:shd w:val="clear" w:color="ffffff"/>
+        <w:tcBorders>
+          <w:top w:val="none" w:color="000000" w:sz="4" w:space="0"/>
           <w:left w:val="single" w:color="000000" w:themeColor="text1" w:themeTint="80" w:sz="4" w:space="0"/>
-          <w:bottom w:val="none"/>
-          <w:right w:val="none"/>
+          <w:bottom w:val="none" w:color="000000" w:sz="4" w:space="0"/>
+          <w:right w:val="none" w:color="000000" w:sz="4" w:space="0"/>
         </w:tcBorders>
       </w:tcPr>
     </w:tblStylePr>
@@ -15031,9 +15532,9 @@
         <w:shd w:val="clear" w:color="ffffff" w:themeColor="light1" w:fill="ffffff" w:themeFill="light1"/>
         <w:tcBorders>
           <w:top w:val="single" w:color="000000" w:themeColor="text1" w:themeTint="80" w:sz="4" w:space="0"/>
-          <w:left w:val="none"/>
-          <w:bottom w:val="none"/>
-          <w:right w:val="none"/>
+          <w:left w:val="none" w:color="000000" w:sz="4" w:space="0"/>
+          <w:bottom w:val="none" w:color="000000" w:sz="4" w:space="0"/>
+          <w:right w:val="none" w:color="000000" w:sz="4" w:space="0"/>
         </w:tcBorders>
       </w:tcPr>
     </w:tblStylePr>
@@ -15045,9 +15546,9 @@
       </w:rPr>
     </w:tblStylePr>
   </w:style>
-  <w:style w:type="table" w:styleId="147">
+  <w:style w:type="table" w:styleId="825">
     <w:name w:val="List Table 7 Colorful - Accent 1"/>
-    <w:basedOn w:val="705"/>
+    <w:basedOn w:val="874"/>
     <w:uiPriority w:val="99"/>
     <w:pPr>
       <w:spacing w:after="0" w:line="240" w:lineRule="auto"/>
@@ -15093,11 +15594,11 @@
         <w:jc w:val="right"/>
       </w:pPr>
       <w:tcPr>
-        <w:shd w:color="ffffff"/>
-        <w:tcBorders>
-          <w:top w:val="none"/>
-          <w:left w:val="none"/>
-          <w:bottom w:val="none"/>
+        <w:shd w:val="clear" w:color="ffffff"/>
+        <w:tcBorders>
+          <w:top w:val="none" w:color="000000" w:sz="4" w:space="0"/>
+          <w:left w:val="none" w:color="000000" w:sz="4" w:space="0"/>
+          <w:bottom w:val="none" w:color="000000" w:sz="4" w:space="0"/>
           <w:right w:val="single" w:color="000000" w:themeColor="accent1" w:sz="4" w:space="0"/>
         </w:tcBorders>
       </w:tcPr>
@@ -15112,10 +15613,10 @@
       <w:tcPr>
         <w:shd w:val="clear" w:color="ffffff" w:themeColor="light1" w:fill="ffffff" w:themeFill="light1"/>
         <w:tcBorders>
-          <w:top w:val="none"/>
-          <w:left w:val="none"/>
+          <w:top w:val="none" w:color="000000" w:sz="4" w:space="0"/>
+          <w:left w:val="none" w:color="000000" w:sz="4" w:space="0"/>
           <w:bottom w:val="single" w:color="000000" w:themeColor="accent1" w:sz="4" w:space="0"/>
-          <w:right w:val="none"/>
+          <w:right w:val="none" w:color="000000" w:sz="4" w:space="0"/>
         </w:tcBorders>
       </w:tcPr>
     </w:tblStylePr>
@@ -15127,12 +15628,12 @@
         <w:sz w:val="22"/>
       </w:rPr>
       <w:tcPr>
-        <w:shd w:color="ffffff"/>
-        <w:tcBorders>
-          <w:top w:val="none"/>
+        <w:shd w:val="clear" w:color="ffffff"/>
+        <w:tcBorders>
+          <w:top w:val="none" w:color="000000" w:sz="4" w:space="0"/>
           <w:left w:val="single" w:color="000000" w:themeColor="accent1" w:sz="4" w:space="0"/>
-          <w:bottom w:val="none"/>
-          <w:right w:val="none"/>
+          <w:bottom w:val="none" w:color="000000" w:sz="4" w:space="0"/>
+          <w:right w:val="none" w:color="000000" w:sz="4" w:space="0"/>
         </w:tcBorders>
       </w:tcPr>
     </w:tblStylePr>
@@ -15147,9 +15648,9 @@
         <w:shd w:val="clear" w:color="ffffff" w:themeColor="light1" w:fill="ffffff" w:themeFill="light1"/>
         <w:tcBorders>
           <w:top w:val="single" w:color="000000" w:themeColor="accent1" w:sz="4" w:space="0"/>
-          <w:left w:val="none"/>
-          <w:bottom w:val="none"/>
-          <w:right w:val="none"/>
+          <w:left w:val="none" w:color="000000" w:sz="4" w:space="0"/>
+          <w:bottom w:val="none" w:color="000000" w:sz="4" w:space="0"/>
+          <w:right w:val="none" w:color="000000" w:sz="4" w:space="0"/>
         </w:tcBorders>
       </w:tcPr>
     </w:tblStylePr>
@@ -15161,9 +15662,9 @@
       </w:rPr>
     </w:tblStylePr>
   </w:style>
-  <w:style w:type="table" w:styleId="148">
+  <w:style w:type="table" w:styleId="826">
     <w:name w:val="List Table 7 Colorful - Accent 2"/>
-    <w:basedOn w:val="705"/>
+    <w:basedOn w:val="874"/>
     <w:uiPriority w:val="99"/>
     <w:pPr>
       <w:spacing w:after="0" w:line="240" w:lineRule="auto"/>
@@ -15209,11 +15710,11 @@
         <w:jc w:val="right"/>
       </w:pPr>
       <w:tcPr>
-        <w:shd w:color="ffffff"/>
-        <w:tcBorders>
-          <w:top w:val="none"/>
-          <w:left w:val="none"/>
-          <w:bottom w:val="none"/>
+        <w:shd w:val="clear" w:color="ffffff"/>
+        <w:tcBorders>
+          <w:top w:val="none" w:color="000000" w:sz="4" w:space="0"/>
+          <w:left w:val="none" w:color="000000" w:sz="4" w:space="0"/>
+          <w:bottom w:val="none" w:color="000000" w:sz="4" w:space="0"/>
           <w:right w:val="single" w:color="000000" w:themeColor="accent2" w:themeTint="97" w:sz="4" w:space="0"/>
         </w:tcBorders>
       </w:tcPr>
@@ -15228,10 +15729,10 @@
       <w:tcPr>
         <w:shd w:val="clear" w:color="ffffff" w:themeColor="light1" w:fill="ffffff" w:themeFill="light1"/>
         <w:tcBorders>
-          <w:top w:val="none"/>
-          <w:left w:val="none"/>
+          <w:top w:val="none" w:color="000000" w:sz="4" w:space="0"/>
+          <w:left w:val="none" w:color="000000" w:sz="4" w:space="0"/>
           <w:bottom w:val="single" w:color="000000" w:themeColor="accent2" w:themeTint="97" w:sz="4" w:space="0"/>
-          <w:right w:val="none"/>
+          <w:right w:val="none" w:color="000000" w:sz="4" w:space="0"/>
         </w:tcBorders>
       </w:tcPr>
     </w:tblStylePr>
@@ -15243,12 +15744,12 @@
         <w:sz w:val="22"/>
       </w:rPr>
       <w:tcPr>
-        <w:shd w:color="ffffff"/>
-        <w:tcBorders>
-          <w:top w:val="none"/>
+        <w:shd w:val="clear" w:color="ffffff"/>
+        <w:tcBorders>
+          <w:top w:val="none" w:color="000000" w:sz="4" w:space="0"/>
           <w:left w:val="single" w:color="000000" w:themeColor="accent2" w:themeTint="97" w:sz="4" w:space="0"/>
-          <w:bottom w:val="none"/>
-          <w:right w:val="none"/>
+          <w:bottom w:val="none" w:color="000000" w:sz="4" w:space="0"/>
+          <w:right w:val="none" w:color="000000" w:sz="4" w:space="0"/>
         </w:tcBorders>
       </w:tcPr>
     </w:tblStylePr>
@@ -15263,9 +15764,9 @@
         <w:shd w:val="clear" w:color="ffffff" w:themeColor="light1" w:fill="ffffff" w:themeFill="light1"/>
         <w:tcBorders>
           <w:top w:val="single" w:color="000000" w:themeColor="accent2" w:themeTint="97" w:sz="4" w:space="0"/>
-          <w:left w:val="none"/>
-          <w:bottom w:val="none"/>
-          <w:right w:val="none"/>
+          <w:left w:val="none" w:color="000000" w:sz="4" w:space="0"/>
+          <w:bottom w:val="none" w:color="000000" w:sz="4" w:space="0"/>
+          <w:right w:val="none" w:color="000000" w:sz="4" w:space="0"/>
         </w:tcBorders>
       </w:tcPr>
     </w:tblStylePr>
@@ -15277,9 +15778,9 @@
       </w:rPr>
     </w:tblStylePr>
   </w:style>
-  <w:style w:type="table" w:styleId="149">
+  <w:style w:type="table" w:styleId="827">
     <w:name w:val="List Table 7 Colorful - Accent 3"/>
-    <w:basedOn w:val="705"/>
+    <w:basedOn w:val="874"/>
     <w:uiPriority w:val="99"/>
     <w:pPr>
       <w:spacing w:after="0" w:line="240" w:lineRule="auto"/>
@@ -15325,11 +15826,11 @@
         <w:jc w:val="right"/>
       </w:pPr>
       <w:tcPr>
-        <w:shd w:color="ffffff"/>
-        <w:tcBorders>
-          <w:top w:val="none"/>
-          <w:left w:val="none"/>
-          <w:bottom w:val="none"/>
+        <w:shd w:val="clear" w:color="ffffff"/>
+        <w:tcBorders>
+          <w:top w:val="none" w:color="000000" w:sz="4" w:space="0"/>
+          <w:left w:val="none" w:color="000000" w:sz="4" w:space="0"/>
+          <w:bottom w:val="none" w:color="000000" w:sz="4" w:space="0"/>
           <w:right w:val="single" w:color="000000" w:themeColor="accent3" w:themeTint="98" w:sz="4" w:space="0"/>
         </w:tcBorders>
       </w:tcPr>
@@ -15344,10 +15845,10 @@
       <w:tcPr>
         <w:shd w:val="clear" w:color="ffffff" w:themeColor="light1" w:fill="ffffff" w:themeFill="light1"/>
         <w:tcBorders>
-          <w:top w:val="none"/>
-          <w:left w:val="none"/>
+          <w:top w:val="none" w:color="000000" w:sz="4" w:space="0"/>
+          <w:left w:val="none" w:color="000000" w:sz="4" w:space="0"/>
           <w:bottom w:val="single" w:color="000000" w:themeColor="accent3" w:themeTint="98" w:sz="4" w:space="0"/>
-          <w:right w:val="none"/>
+          <w:right w:val="none" w:color="000000" w:sz="4" w:space="0"/>
         </w:tcBorders>
       </w:tcPr>
     </w:tblStylePr>
@@ -15359,12 +15860,12 @@
         <w:sz w:val="22"/>
       </w:rPr>
       <w:tcPr>
-        <w:shd w:color="ffffff"/>
-        <w:tcBorders>
-          <w:top w:val="none"/>
+        <w:shd w:val="clear" w:color="ffffff"/>
+        <w:tcBorders>
+          <w:top w:val="none" w:color="000000" w:sz="4" w:space="0"/>
           <w:left w:val="single" w:color="000000" w:themeColor="accent3" w:themeTint="98" w:sz="4" w:space="0"/>
-          <w:bottom w:val="none"/>
-          <w:right w:val="none"/>
+          <w:bottom w:val="none" w:color="000000" w:sz="4" w:space="0"/>
+          <w:right w:val="none" w:color="000000" w:sz="4" w:space="0"/>
         </w:tcBorders>
       </w:tcPr>
     </w:tblStylePr>
@@ -15379,9 +15880,9 @@
         <w:shd w:val="clear" w:color="ffffff" w:themeColor="light1" w:fill="ffffff" w:themeFill="light1"/>
         <w:tcBorders>
           <w:top w:val="single" w:color="000000" w:themeColor="accent3" w:themeTint="98" w:sz="4" w:space="0"/>
-          <w:left w:val="none"/>
-          <w:bottom w:val="none"/>
-          <w:right w:val="none"/>
+          <w:left w:val="none" w:color="000000" w:sz="4" w:space="0"/>
+          <w:bottom w:val="none" w:color="000000" w:sz="4" w:space="0"/>
+          <w:right w:val="none" w:color="000000" w:sz="4" w:space="0"/>
         </w:tcBorders>
       </w:tcPr>
     </w:tblStylePr>
@@ -15393,9 +15894,9 @@
       </w:rPr>
     </w:tblStylePr>
   </w:style>
-  <w:style w:type="table" w:styleId="150">
+  <w:style w:type="table" w:styleId="828">
     <w:name w:val="List Table 7 Colorful - Accent 4"/>
-    <w:basedOn w:val="705"/>
+    <w:basedOn w:val="874"/>
     <w:uiPriority w:val="99"/>
     <w:pPr>
       <w:spacing w:after="0" w:line="240" w:lineRule="auto"/>
@@ -15441,11 +15942,11 @@
         <w:jc w:val="right"/>
       </w:pPr>
       <w:tcPr>
-        <w:shd w:color="ffffff"/>
-        <w:tcBorders>
-          <w:top w:val="none"/>
-          <w:left w:val="none"/>
-          <w:bottom w:val="none"/>
+        <w:shd w:val="clear" w:color="ffffff"/>
+        <w:tcBorders>
+          <w:top w:val="none" w:color="000000" w:sz="4" w:space="0"/>
+          <w:left w:val="none" w:color="000000" w:sz="4" w:space="0"/>
+          <w:bottom w:val="none" w:color="000000" w:sz="4" w:space="0"/>
           <w:right w:val="single" w:color="000000" w:themeColor="accent4" w:themeTint="9A" w:sz="4" w:space="0"/>
         </w:tcBorders>
       </w:tcPr>
@@ -15460,10 +15961,10 @@
       <w:tcPr>
         <w:shd w:val="clear" w:color="ffffff" w:themeColor="light1" w:fill="ffffff" w:themeFill="light1"/>
         <w:tcBorders>
-          <w:top w:val="none"/>
-          <w:left w:val="none"/>
+          <w:top w:val="none" w:color="000000" w:sz="4" w:space="0"/>
+          <w:left w:val="none" w:color="000000" w:sz="4" w:space="0"/>
           <w:bottom w:val="single" w:color="000000" w:themeColor="accent4" w:themeTint="9A" w:sz="4" w:space="0"/>
-          <w:right w:val="none"/>
+          <w:right w:val="none" w:color="000000" w:sz="4" w:space="0"/>
         </w:tcBorders>
       </w:tcPr>
     </w:tblStylePr>
@@ -15475,12 +15976,12 @@
         <w:sz w:val="22"/>
       </w:rPr>
       <w:tcPr>
-        <w:shd w:color="ffffff"/>
-        <w:tcBorders>
-          <w:top w:val="none"/>
+        <w:shd w:val="clear" w:color="ffffff"/>
+        <w:tcBorders>
+          <w:top w:val="none" w:color="000000" w:sz="4" w:space="0"/>
           <w:left w:val="single" w:color="000000" w:themeColor="accent4" w:themeTint="9A" w:sz="4" w:space="0"/>
-          <w:bottom w:val="none"/>
-          <w:right w:val="none"/>
+          <w:bottom w:val="none" w:color="000000" w:sz="4" w:space="0"/>
+          <w:right w:val="none" w:color="000000" w:sz="4" w:space="0"/>
         </w:tcBorders>
       </w:tcPr>
     </w:tblStylePr>
@@ -15495,9 +15996,9 @@
         <w:shd w:val="clear" w:color="ffffff" w:themeColor="light1" w:fill="ffffff" w:themeFill="light1"/>
         <w:tcBorders>
           <w:top w:val="single" w:color="000000" w:themeColor="accent4" w:themeTint="9A" w:sz="4" w:space="0"/>
-          <w:left w:val="none"/>
-          <w:bottom w:val="none"/>
-          <w:right w:val="none"/>
+          <w:left w:val="none" w:color="000000" w:sz="4" w:space="0"/>
+          <w:bottom w:val="none" w:color="000000" w:sz="4" w:space="0"/>
+          <w:right w:val="none" w:color="000000" w:sz="4" w:space="0"/>
         </w:tcBorders>
       </w:tcPr>
     </w:tblStylePr>
@@ -15509,9 +16010,9 @@
       </w:rPr>
     </w:tblStylePr>
   </w:style>
-  <w:style w:type="table" w:styleId="151">
+  <w:style w:type="table" w:styleId="829">
     <w:name w:val="List Table 7 Colorful - Accent 5"/>
-    <w:basedOn w:val="705"/>
+    <w:basedOn w:val="874"/>
     <w:uiPriority w:val="99"/>
     <w:pPr>
       <w:spacing w:after="0" w:line="240" w:lineRule="auto"/>
@@ -15557,11 +16058,11 @@
         <w:jc w:val="right"/>
       </w:pPr>
       <w:tcPr>
-        <w:shd w:color="ffffff"/>
-        <w:tcBorders>
-          <w:top w:val="none"/>
-          <w:left w:val="none"/>
-          <w:bottom w:val="none"/>
+        <w:shd w:val="clear" w:color="ffffff"/>
+        <w:tcBorders>
+          <w:top w:val="none" w:color="000000" w:sz="4" w:space="0"/>
+          <w:left w:val="none" w:color="000000" w:sz="4" w:space="0"/>
+          <w:bottom w:val="none" w:color="000000" w:sz="4" w:space="0"/>
           <w:right w:val="single" w:color="000000" w:themeColor="accent5" w:themeTint="9A" w:sz="4" w:space="0"/>
         </w:tcBorders>
       </w:tcPr>
@@ -15576,10 +16077,10 @@
       <w:tcPr>
         <w:shd w:val="clear" w:color="ffffff" w:themeColor="light1" w:fill="ffffff" w:themeFill="light1"/>
         <w:tcBorders>
-          <w:top w:val="none"/>
-          <w:left w:val="none"/>
+          <w:top w:val="none" w:color="000000" w:sz="4" w:space="0"/>
+          <w:left w:val="none" w:color="000000" w:sz="4" w:space="0"/>
           <w:bottom w:val="single" w:color="000000" w:themeColor="accent5" w:themeTint="9A" w:sz="4" w:space="0"/>
-          <w:right w:val="none"/>
+          <w:right w:val="none" w:color="000000" w:sz="4" w:space="0"/>
         </w:tcBorders>
       </w:tcPr>
     </w:tblStylePr>
@@ -15591,12 +16092,12 @@
         <w:sz w:val="22"/>
       </w:rPr>
       <w:tcPr>
-        <w:shd w:color="ffffff"/>
-        <w:tcBorders>
-          <w:top w:val="none"/>
+        <w:shd w:val="clear" w:color="ffffff"/>
+        <w:tcBorders>
+          <w:top w:val="none" w:color="000000" w:sz="4" w:space="0"/>
           <w:left w:val="single" w:color="000000" w:themeColor="accent5" w:themeTint="9A" w:sz="4" w:space="0"/>
-          <w:bottom w:val="none"/>
-          <w:right w:val="none"/>
+          <w:bottom w:val="none" w:color="000000" w:sz="4" w:space="0"/>
+          <w:right w:val="none" w:color="000000" w:sz="4" w:space="0"/>
         </w:tcBorders>
       </w:tcPr>
     </w:tblStylePr>
@@ -15611,9 +16112,9 @@
         <w:shd w:val="clear" w:color="ffffff" w:themeColor="light1" w:fill="ffffff" w:themeFill="light1"/>
         <w:tcBorders>
           <w:top w:val="single" w:color="000000" w:themeColor="accent5" w:themeTint="9A" w:sz="4" w:space="0"/>
-          <w:left w:val="none"/>
-          <w:bottom w:val="none"/>
-          <w:right w:val="none"/>
+          <w:left w:val="none" w:color="000000" w:sz="4" w:space="0"/>
+          <w:bottom w:val="none" w:color="000000" w:sz="4" w:space="0"/>
+          <w:right w:val="none" w:color="000000" w:sz="4" w:space="0"/>
         </w:tcBorders>
       </w:tcPr>
     </w:tblStylePr>
@@ -15625,9 +16126,9 @@
       </w:rPr>
     </w:tblStylePr>
   </w:style>
-  <w:style w:type="table" w:styleId="152">
+  <w:style w:type="table" w:styleId="830">
     <w:name w:val="List Table 7 Colorful - Accent 6"/>
-    <w:basedOn w:val="705"/>
+    <w:basedOn w:val="874"/>
     <w:uiPriority w:val="99"/>
     <w:pPr>
       <w:spacing w:after="0" w:line="240" w:lineRule="auto"/>
@@ -15673,11 +16174,11 @@
         <w:jc w:val="right"/>
       </w:pPr>
       <w:tcPr>
-        <w:shd w:color="ffffff"/>
-        <w:tcBorders>
-          <w:top w:val="none"/>
-          <w:left w:val="none"/>
-          <w:bottom w:val="none"/>
+        <w:shd w:val="clear" w:color="ffffff"/>
+        <w:tcBorders>
+          <w:top w:val="none" w:color="000000" w:sz="4" w:space="0"/>
+          <w:left w:val="none" w:color="000000" w:sz="4" w:space="0"/>
+          <w:bottom w:val="none" w:color="000000" w:sz="4" w:space="0"/>
           <w:right w:val="single" w:color="000000" w:themeColor="accent6" w:themeTint="98" w:sz="4" w:space="0"/>
         </w:tcBorders>
       </w:tcPr>
@@ -15692,10 +16193,10 @@
       <w:tcPr>
         <w:shd w:val="clear" w:color="ffffff" w:themeColor="light1" w:fill="ffffff" w:themeFill="light1"/>
         <w:tcBorders>
-          <w:top w:val="none"/>
-          <w:left w:val="none"/>
+          <w:top w:val="none" w:color="000000" w:sz="4" w:space="0"/>
+          <w:left w:val="none" w:color="000000" w:sz="4" w:space="0"/>
           <w:bottom w:val="single" w:color="000000" w:themeColor="accent6" w:themeTint="98" w:sz="4" w:space="0"/>
-          <w:right w:val="none"/>
+          <w:right w:val="none" w:color="000000" w:sz="4" w:space="0"/>
         </w:tcBorders>
       </w:tcPr>
     </w:tblStylePr>
@@ -15707,12 +16208,12 @@
         <w:sz w:val="22"/>
       </w:rPr>
       <w:tcPr>
-        <w:shd w:color="ffffff"/>
-        <w:tcBorders>
-          <w:top w:val="none"/>
+        <w:shd w:val="clear" w:color="ffffff"/>
+        <w:tcBorders>
+          <w:top w:val="none" w:color="000000" w:sz="4" w:space="0"/>
           <w:left w:val="single" w:color="000000" w:themeColor="accent6" w:themeTint="98" w:sz="4" w:space="0"/>
-          <w:bottom w:val="none"/>
-          <w:right w:val="none"/>
+          <w:bottom w:val="none" w:color="000000" w:sz="4" w:space="0"/>
+          <w:right w:val="none" w:color="000000" w:sz="4" w:space="0"/>
         </w:tcBorders>
       </w:tcPr>
     </w:tblStylePr>
@@ -15727,9 +16228,9 @@
         <w:shd w:val="clear" w:color="ffffff" w:themeColor="light1" w:fill="ffffff" w:themeFill="light1"/>
         <w:tcBorders>
           <w:top w:val="single" w:color="000000" w:themeColor="accent6" w:themeTint="98" w:sz="4" w:space="0"/>
-          <w:left w:val="none"/>
-          <w:bottom w:val="none"/>
-          <w:right w:val="none"/>
+          <w:left w:val="none" w:color="000000" w:sz="4" w:space="0"/>
+          <w:bottom w:val="none" w:color="000000" w:sz="4" w:space="0"/>
+          <w:right w:val="none" w:color="000000" w:sz="4" w:space="0"/>
         </w:tcBorders>
       </w:tcPr>
     </w:tblStylePr>
@@ -15741,9 +16242,9 @@
       </w:rPr>
     </w:tblStylePr>
   </w:style>
-  <w:style w:type="table" w:styleId="153">
+  <w:style w:type="table" w:styleId="831">
     <w:name w:val="Lined - Accent"/>
-    <w:basedOn w:val="705"/>
+    <w:basedOn w:val="874"/>
     <w:uiPriority w:val="99"/>
     <w:pPr>
       <w:spacing w:after="0" w:line="240" w:lineRule="auto"/>
@@ -15831,9 +16332,9 @@
       </w:tcPr>
     </w:tblStylePr>
   </w:style>
-  <w:style w:type="table" w:styleId="154">
+  <w:style w:type="table" w:styleId="832">
     <w:name w:val="Lined - Accent 1"/>
-    <w:basedOn w:val="705"/>
+    <w:basedOn w:val="874"/>
     <w:uiPriority w:val="99"/>
     <w:pPr>
       <w:spacing w:after="0" w:line="240" w:lineRule="auto"/>
@@ -15921,9 +16422,9 @@
       </w:tcPr>
     </w:tblStylePr>
   </w:style>
-  <w:style w:type="table" w:styleId="155">
+  <w:style w:type="table" w:styleId="833">
     <w:name w:val="Lined - Accent 2"/>
-    <w:basedOn w:val="705"/>
+    <w:basedOn w:val="874"/>
     <w:uiPriority w:val="99"/>
     <w:pPr>
       <w:spacing w:after="0" w:line="240" w:lineRule="auto"/>
@@ -16011,9 +16512,9 @@
       </w:tcPr>
     </w:tblStylePr>
   </w:style>
-  <w:style w:type="table" w:styleId="156">
+  <w:style w:type="table" w:styleId="834">
     <w:name w:val="Lined - Accent 3"/>
-    <w:basedOn w:val="705"/>
+    <w:basedOn w:val="874"/>
     <w:uiPriority w:val="99"/>
     <w:pPr>
       <w:spacing w:after="0" w:line="240" w:lineRule="auto"/>
@@ -16101,9 +16602,9 @@
       </w:tcPr>
     </w:tblStylePr>
   </w:style>
-  <w:style w:type="table" w:styleId="157">
+  <w:style w:type="table" w:styleId="835">
     <w:name w:val="Lined - Accent 4"/>
-    <w:basedOn w:val="705"/>
+    <w:basedOn w:val="874"/>
     <w:uiPriority w:val="99"/>
     <w:pPr>
       <w:spacing w:after="0" w:line="240" w:lineRule="auto"/>
@@ -16191,9 +16692,9 @@
       </w:tcPr>
     </w:tblStylePr>
   </w:style>
-  <w:style w:type="table" w:styleId="158">
+  <w:style w:type="table" w:styleId="836">
     <w:name w:val="Lined - Accent 5"/>
-    <w:basedOn w:val="705"/>
+    <w:basedOn w:val="874"/>
     <w:uiPriority w:val="99"/>
     <w:pPr>
       <w:spacing w:after="0" w:line="240" w:lineRule="auto"/>
@@ -16281,9 +16782,9 @@
       </w:tcPr>
     </w:tblStylePr>
   </w:style>
-  <w:style w:type="table" w:styleId="159">
+  <w:style w:type="table" w:styleId="837">
     <w:name w:val="Lined - Accent 6"/>
-    <w:basedOn w:val="705"/>
+    <w:basedOn w:val="874"/>
     <w:uiPriority w:val="99"/>
     <w:pPr>
       <w:spacing w:after="0" w:line="240" w:lineRule="auto"/>
@@ -16371,9 +16872,9 @@
       </w:tcPr>
     </w:tblStylePr>
   </w:style>
-  <w:style w:type="table" w:styleId="160">
+  <w:style w:type="table" w:styleId="838">
     <w:name w:val="Bordered &amp; Lined - Accent"/>
-    <w:basedOn w:val="705"/>
+    <w:basedOn w:val="874"/>
     <w:uiPriority w:val="99"/>
     <w:pPr>
       <w:spacing w:after="0" w:line="240" w:lineRule="auto"/>
@@ -16469,9 +16970,9 @@
       </w:tcPr>
     </w:tblStylePr>
   </w:style>
-  <w:style w:type="table" w:styleId="161">
+  <w:style w:type="table" w:styleId="839">
     <w:name w:val="Bordered &amp; Lined - Accent 1"/>
-    <w:basedOn w:val="705"/>
+    <w:basedOn w:val="874"/>
     <w:uiPriority w:val="99"/>
     <w:pPr>
       <w:spacing w:after="0" w:line="240" w:lineRule="auto"/>
@@ -16567,9 +17068,9 @@
       </w:tcPr>
     </w:tblStylePr>
   </w:style>
-  <w:style w:type="table" w:styleId="162">
+  <w:style w:type="table" w:styleId="840">
     <w:name w:val="Bordered &amp; Lined - Accent 2"/>
-    <w:basedOn w:val="705"/>
+    <w:basedOn w:val="874"/>
     <w:uiPriority w:val="99"/>
     <w:pPr>
       <w:spacing w:after="0" w:line="240" w:lineRule="auto"/>
@@ -16665,9 +17166,9 @@
       </w:tcPr>
     </w:tblStylePr>
   </w:style>
-  <w:style w:type="table" w:styleId="163">
+  <w:style w:type="table" w:styleId="841">
     <w:name w:val="Bordered &amp; Lined - Accent 3"/>
-    <w:basedOn w:val="705"/>
+    <w:basedOn w:val="874"/>
     <w:uiPriority w:val="99"/>
     <w:pPr>
       <w:spacing w:after="0" w:line="240" w:lineRule="auto"/>
@@ -16763,9 +17264,9 @@
       </w:tcPr>
     </w:tblStylePr>
   </w:style>
-  <w:style w:type="table" w:styleId="164">
+  <w:style w:type="table" w:styleId="842">
     <w:name w:val="Bordered &amp; Lined - Accent 4"/>
-    <w:basedOn w:val="705"/>
+    <w:basedOn w:val="874"/>
     <w:uiPriority w:val="99"/>
     <w:pPr>
       <w:spacing w:after="0" w:line="240" w:lineRule="auto"/>
@@ -16861,9 +17362,9 @@
       </w:tcPr>
     </w:tblStylePr>
   </w:style>
-  <w:style w:type="table" w:styleId="165">
+  <w:style w:type="table" w:styleId="843">
     <w:name w:val="Bordered &amp; Lined - Accent 5"/>
-    <w:basedOn w:val="705"/>
+    <w:basedOn w:val="874"/>
     <w:uiPriority w:val="99"/>
     <w:pPr>
       <w:spacing w:after="0" w:line="240" w:lineRule="auto"/>
@@ -16959,9 +17460,9 @@
       </w:tcPr>
     </w:tblStylePr>
   </w:style>
-  <w:style w:type="table" w:styleId="166">
+  <w:style w:type="table" w:styleId="844">
     <w:name w:val="Bordered &amp; Lined - Accent 6"/>
-    <w:basedOn w:val="705"/>
+    <w:basedOn w:val="874"/>
     <w:uiPriority w:val="99"/>
     <w:pPr>
       <w:spacing w:after="0" w:line="240" w:lineRule="auto"/>
@@ -17057,9 +17558,9 @@
       </w:tcPr>
     </w:tblStylePr>
   </w:style>
-  <w:style w:type="table" w:styleId="167">
+  <w:style w:type="table" w:styleId="845">
     <w:name w:val="Bordered"/>
-    <w:basedOn w:val="705"/>
+    <w:basedOn w:val="874"/>
     <w:uiPriority w:val="99"/>
     <w:pPr>
       <w:spacing w:after="0" w:line="240" w:lineRule="auto"/>
@@ -17136,9 +17637,9 @@
       </w:tcPr>
     </w:tblStylePr>
   </w:style>
-  <w:style w:type="table" w:styleId="168">
+  <w:style w:type="table" w:styleId="846">
     <w:name w:val="Bordered - Accent 1"/>
-    <w:basedOn w:val="705"/>
+    <w:basedOn w:val="874"/>
     <w:uiPriority w:val="99"/>
     <w:pPr>
       <w:spacing w:after="0" w:line="240" w:lineRule="auto"/>
@@ -17215,9 +17716,9 @@
       </w:tcPr>
     </w:tblStylePr>
   </w:style>
-  <w:style w:type="table" w:styleId="169">
+  <w:style w:type="table" w:styleId="847">
     <w:name w:val="Bordered - Accent 2"/>
-    <w:basedOn w:val="705"/>
+    <w:basedOn w:val="874"/>
     <w:uiPriority w:val="99"/>
     <w:pPr>
       <w:spacing w:after="0" w:line="240" w:lineRule="auto"/>
@@ -17294,9 +17795,9 @@
       </w:tcPr>
     </w:tblStylePr>
   </w:style>
-  <w:style w:type="table" w:styleId="170">
+  <w:style w:type="table" w:styleId="848">
     <w:name w:val="Bordered - Accent 3"/>
-    <w:basedOn w:val="705"/>
+    <w:basedOn w:val="874"/>
     <w:uiPriority w:val="99"/>
     <w:pPr>
       <w:spacing w:after="0" w:line="240" w:lineRule="auto"/>
@@ -17373,9 +17874,9 @@
       </w:tcPr>
     </w:tblStylePr>
   </w:style>
-  <w:style w:type="table" w:styleId="171">
+  <w:style w:type="table" w:styleId="849">
     <w:name w:val="Bordered - Accent 4"/>
-    <w:basedOn w:val="705"/>
+    <w:basedOn w:val="874"/>
     <w:uiPriority w:val="99"/>
     <w:pPr>
       <w:spacing w:after="0" w:line="240" w:lineRule="auto"/>
@@ -17452,9 +17953,9 @@
       </w:tcPr>
     </w:tblStylePr>
   </w:style>
-  <w:style w:type="table" w:styleId="172">
+  <w:style w:type="table" w:styleId="850">
     <w:name w:val="Bordered - Accent 5"/>
-    <w:basedOn w:val="705"/>
+    <w:basedOn w:val="874"/>
     <w:uiPriority w:val="99"/>
     <w:pPr>
       <w:spacing w:after="0" w:line="240" w:lineRule="auto"/>
@@ -17531,9 +18032,9 @@
       </w:tcPr>
     </w:tblStylePr>
   </w:style>
-  <w:style w:type="table" w:styleId="173">
+  <w:style w:type="table" w:styleId="851">
     <w:name w:val="Bordered - Accent 6"/>
-    <w:basedOn w:val="705"/>
+    <w:basedOn w:val="874"/>
     <w:uiPriority w:val="99"/>
     <w:pPr>
       <w:spacing w:after="0" w:line="240" w:lineRule="auto"/>
@@ -17610,10 +18111,10 @@
       </w:tcPr>
     </w:tblStylePr>
   </w:style>
-  <w:style w:type="paragraph" w:styleId="175">
+  <w:style w:type="paragraph" w:styleId="852">
     <w:name w:val="footnote text"/>
-    <w:basedOn w:val="700"/>
-    <w:link w:val="176"/>
+    <w:basedOn w:val="869"/>
+    <w:link w:val="853"/>
     <w:uiPriority w:val="99"/>
     <w:semiHidden/>
     <w:unhideWhenUsed/>
@@ -17624,27 +18125,27 @@
       <w:sz w:val="18"/>
     </w:rPr>
   </w:style>
-  <w:style w:type="character" w:styleId="176">
+  <w:style w:type="character" w:styleId="853">
     <w:name w:val="Footnote Text Char"/>
-    <w:link w:val="175"/>
+    <w:link w:val="852"/>
     <w:uiPriority w:val="99"/>
     <w:rPr>
       <w:sz w:val="18"/>
     </w:rPr>
   </w:style>
-  <w:style w:type="character" w:styleId="177">
+  <w:style w:type="character" w:styleId="854">
     <w:name w:val="footnote reference"/>
-    <w:basedOn w:val="704"/>
+    <w:basedOn w:val="873"/>
     <w:uiPriority w:val="99"/>
     <w:unhideWhenUsed/>
     <w:rPr>
       <w:vertAlign w:val="superscript"/>
     </w:rPr>
   </w:style>
-  <w:style w:type="paragraph" w:styleId="178">
+  <w:style w:type="paragraph" w:styleId="855">
     <w:name w:val="endnote text"/>
-    <w:basedOn w:val="700"/>
-    <w:link w:val="179"/>
+    <w:basedOn w:val="869"/>
+    <w:link w:val="856"/>
     <w:uiPriority w:val="99"/>
     <w:semiHidden/>
     <w:unhideWhenUsed/>
@@ -17655,17 +18156,17 @@
       <w:sz w:val="20"/>
     </w:rPr>
   </w:style>
-  <w:style w:type="character" w:styleId="179">
+  <w:style w:type="character" w:styleId="856">
     <w:name w:val="Endnote Text Char"/>
-    <w:link w:val="178"/>
+    <w:link w:val="855"/>
     <w:uiPriority w:val="99"/>
     <w:rPr>
       <w:sz w:val="20"/>
     </w:rPr>
   </w:style>
-  <w:style w:type="character" w:styleId="180">
+  <w:style w:type="character" w:styleId="857">
     <w:name w:val="endnote reference"/>
-    <w:basedOn w:val="704"/>
+    <w:basedOn w:val="873"/>
     <w:uiPriority w:val="99"/>
     <w:semiHidden/>
     <w:unhideWhenUsed/>
@@ -17673,10 +18174,10 @@
       <w:vertAlign w:val="superscript"/>
     </w:rPr>
   </w:style>
-  <w:style w:type="paragraph" w:styleId="181">
+  <w:style w:type="paragraph" w:styleId="858">
     <w:name w:val="toc 1"/>
-    <w:basedOn w:val="700"/>
-    <w:next w:val="700"/>
+    <w:basedOn w:val="869"/>
+    <w:next w:val="869"/>
     <w:uiPriority w:val="39"/>
     <w:unhideWhenUsed/>
     <w:pPr>
@@ -17684,10 +18185,10 @@
       <w:spacing w:after="57"/>
     </w:pPr>
   </w:style>
-  <w:style w:type="paragraph" w:styleId="182">
+  <w:style w:type="paragraph" w:styleId="859">
     <w:name w:val="toc 2"/>
-    <w:basedOn w:val="700"/>
-    <w:next w:val="700"/>
+    <w:basedOn w:val="869"/>
+    <w:next w:val="869"/>
     <w:uiPriority w:val="39"/>
     <w:unhideWhenUsed/>
     <w:pPr>
@@ -17695,10 +18196,10 @@
       <w:spacing w:after="57"/>
     </w:pPr>
   </w:style>
-  <w:style w:type="paragraph" w:styleId="183">
+  <w:style w:type="paragraph" w:styleId="860">
     <w:name w:val="toc 3"/>
-    <w:basedOn w:val="700"/>
-    <w:next w:val="700"/>
+    <w:basedOn w:val="869"/>
+    <w:next w:val="869"/>
     <w:uiPriority w:val="39"/>
     <w:unhideWhenUsed/>
     <w:pPr>
@@ -17706,10 +18207,10 @@
       <w:spacing w:after="57"/>
     </w:pPr>
   </w:style>
-  <w:style w:type="paragraph" w:styleId="184">
+  <w:style w:type="paragraph" w:styleId="861">
     <w:name w:val="toc 4"/>
-    <w:basedOn w:val="700"/>
-    <w:next w:val="700"/>
+    <w:basedOn w:val="869"/>
+    <w:next w:val="869"/>
     <w:uiPriority w:val="39"/>
     <w:unhideWhenUsed/>
     <w:pPr>
@@ -17717,10 +18218,10 @@
       <w:spacing w:after="57"/>
     </w:pPr>
   </w:style>
-  <w:style w:type="paragraph" w:styleId="185">
+  <w:style w:type="paragraph" w:styleId="862">
     <w:name w:val="toc 5"/>
-    <w:basedOn w:val="700"/>
-    <w:next w:val="700"/>
+    <w:basedOn w:val="869"/>
+    <w:next w:val="869"/>
     <w:uiPriority w:val="39"/>
     <w:unhideWhenUsed/>
     <w:pPr>
@@ -17728,10 +18229,10 @@
       <w:spacing w:after="57"/>
     </w:pPr>
   </w:style>
-  <w:style w:type="paragraph" w:styleId="186">
+  <w:style w:type="paragraph" w:styleId="863">
     <w:name w:val="toc 6"/>
-    <w:basedOn w:val="700"/>
-    <w:next w:val="700"/>
+    <w:basedOn w:val="869"/>
+    <w:next w:val="869"/>
     <w:uiPriority w:val="39"/>
     <w:unhideWhenUsed/>
     <w:pPr>
@@ -17739,10 +18240,10 @@
       <w:spacing w:after="57"/>
     </w:pPr>
   </w:style>
-  <w:style w:type="paragraph" w:styleId="187">
+  <w:style w:type="paragraph" w:styleId="864">
     <w:name w:val="toc 7"/>
-    <w:basedOn w:val="700"/>
-    <w:next w:val="700"/>
+    <w:basedOn w:val="869"/>
+    <w:next w:val="869"/>
     <w:uiPriority w:val="39"/>
     <w:unhideWhenUsed/>
     <w:pPr>
@@ -17750,10 +18251,10 @@
       <w:spacing w:after="57"/>
     </w:pPr>
   </w:style>
-  <w:style w:type="paragraph" w:styleId="188">
+  <w:style w:type="paragraph" w:styleId="865">
     <w:name w:val="toc 8"/>
-    <w:basedOn w:val="700"/>
-    <w:next w:val="700"/>
+    <w:basedOn w:val="869"/>
+    <w:next w:val="869"/>
     <w:uiPriority w:val="39"/>
     <w:unhideWhenUsed/>
     <w:pPr>
@@ -17761,10 +18262,10 @@
       <w:spacing w:after="57"/>
     </w:pPr>
   </w:style>
-  <w:style w:type="paragraph" w:styleId="189">
+  <w:style w:type="paragraph" w:styleId="866">
     <w:name w:val="toc 9"/>
-    <w:basedOn w:val="700"/>
-    <w:next w:val="700"/>
+    <w:basedOn w:val="869"/>
+    <w:next w:val="869"/>
     <w:uiPriority w:val="39"/>
     <w:unhideWhenUsed/>
     <w:pPr>
@@ -17772,22 +18273,22 @@
       <w:spacing w:after="57"/>
     </w:pPr>
   </w:style>
-  <w:style w:type="paragraph" w:styleId="190">
+  <w:style w:type="paragraph" w:styleId="867">
     <w:name w:val="TOC Heading"/>
     <w:uiPriority w:val="39"/>
     <w:unhideWhenUsed/>
   </w:style>
-  <w:style w:type="paragraph" w:styleId="191">
+  <w:style w:type="paragraph" w:styleId="868">
     <w:name w:val="table of figures"/>
-    <w:basedOn w:val="700"/>
-    <w:next w:val="700"/>
+    <w:basedOn w:val="869"/>
+    <w:next w:val="869"/>
     <w:uiPriority w:val="99"/>
     <w:unhideWhenUsed/>
     <w:pPr>
       <w:spacing w:after="0" w:afterAutospacing="0"/>
     </w:pPr>
   </w:style>
-  <w:style w:type="paragraph" w:styleId="700" w:default="1">
+  <w:style w:type="paragraph" w:styleId="869" w:default="1">
     <w:name w:val="Normal"/>
     <w:qFormat/>
     <w:rPr>
@@ -17795,11 +18296,11 @@
       <w:lang w:eastAsia="ru-RU"/>
     </w:rPr>
   </w:style>
-  <w:style w:type="paragraph" w:styleId="701">
+  <w:style w:type="paragraph" w:styleId="870">
     <w:name w:val="Heading 1"/>
-    <w:basedOn w:val="700"/>
-    <w:next w:val="700"/>
-    <w:link w:val="707"/>
+    <w:basedOn w:val="869"/>
+    <w:next w:val="869"/>
+    <w:link w:val="876"/>
     <w:uiPriority w:val="9"/>
     <w:qFormat/>
     <w:pPr>
@@ -17816,11 +18317,11 @@
       <w:szCs w:val="28"/>
     </w:rPr>
   </w:style>
-  <w:style w:type="paragraph" w:styleId="702">
+  <w:style w:type="paragraph" w:styleId="871">
     <w:name w:val="Heading 2"/>
-    <w:basedOn w:val="700"/>
-    <w:next w:val="700"/>
-    <w:link w:val="708"/>
+    <w:basedOn w:val="869"/>
+    <w:next w:val="869"/>
+    <w:link w:val="877"/>
     <w:uiPriority w:val="9"/>
     <w:unhideWhenUsed/>
     <w:qFormat/>
@@ -17840,11 +18341,11 @@
       <w:lang w:eastAsia="en-US"/>
     </w:rPr>
   </w:style>
-  <w:style w:type="paragraph" w:styleId="703">
+  <w:style w:type="paragraph" w:styleId="872">
     <w:name w:val="Heading 3"/>
-    <w:basedOn w:val="700"/>
-    <w:next w:val="700"/>
-    <w:link w:val="709"/>
+    <w:basedOn w:val="869"/>
+    <w:next w:val="869"/>
+    <w:link w:val="878"/>
     <w:uiPriority w:val="9"/>
     <w:unhideWhenUsed/>
     <w:qFormat/>
@@ -17862,12 +18363,12 @@
       <w:lang w:eastAsia="en-US"/>
     </w:rPr>
   </w:style>
-  <w:style w:type="character" w:styleId="704" w:default="1">
+  <w:style w:type="character" w:styleId="873" w:default="1">
     <w:name w:val="Default Paragraph Font"/>
     <w:uiPriority w:val="1"/>
     <w:unhideWhenUsed/>
   </w:style>
-  <w:style w:type="table" w:styleId="705" w:default="1">
+  <w:style w:type="table" w:styleId="874" w:default="1">
     <w:name w:val="Normal Table"/>
     <w:uiPriority w:val="99"/>
     <w:semiHidden/>
@@ -17882,16 +18383,16 @@
       </w:tblCellMar>
     </w:tblPr>
   </w:style>
-  <w:style w:type="numbering" w:styleId="706" w:default="1">
+  <w:style w:type="numbering" w:styleId="875" w:default="1">
     <w:name w:val="No List"/>
     <w:uiPriority w:val="99"/>
     <w:semiHidden/>
     <w:unhideWhenUsed/>
   </w:style>
-  <w:style w:type="character" w:styleId="707" w:customStyle="1">
+  <w:style w:type="character" w:styleId="876" w:customStyle="1">
     <w:name w:val="Заголовок 1 Знак"/>
-    <w:basedOn w:val="704"/>
-    <w:link w:val="701"/>
+    <w:basedOn w:val="873"/>
+    <w:link w:val="870"/>
     <w:uiPriority w:val="9"/>
     <w:rPr>
       <w:rFonts w:ascii="Times New Roman" w:hAnsi="Times New Roman" w:cs="Times New Roman" w:eastAsiaTheme="majorEastAsia"/>
@@ -17902,10 +18403,10 @@
       <w:lang w:eastAsia="ru-RU"/>
     </w:rPr>
   </w:style>
-  <w:style w:type="character" w:styleId="708" w:customStyle="1">
+  <w:style w:type="character" w:styleId="877" w:customStyle="1">
     <w:name w:val="Заголовок 2 Знак"/>
-    <w:basedOn w:val="704"/>
-    <w:link w:val="702"/>
+    <w:basedOn w:val="873"/>
+    <w:link w:val="871"/>
     <w:uiPriority w:val="9"/>
     <w:rPr>
       <w:rFonts w:ascii="Cambria" w:hAnsi="Cambria" w:eastAsia="Times New Roman" w:cs="Times New Roman"/>
@@ -17916,10 +18417,10 @@
       <w:szCs w:val="26"/>
     </w:rPr>
   </w:style>
-  <w:style w:type="character" w:styleId="709" w:customStyle="1">
+  <w:style w:type="character" w:styleId="878" w:customStyle="1">
     <w:name w:val="Заголовок 3 Знак"/>
-    <w:basedOn w:val="704"/>
-    <w:link w:val="703"/>
+    <w:basedOn w:val="873"/>
+    <w:link w:val="872"/>
     <w:uiPriority w:val="9"/>
     <w:rPr>
       <w:rFonts w:ascii="Cambria" w:hAnsi="Cambria" w:eastAsia="Times New Roman" w:cs="Times New Roman"/>
@@ -17928,19 +18429,19 @@
       <w:color w:val="4f81bd"/>
     </w:rPr>
   </w:style>
-  <w:style w:type="paragraph" w:styleId="710" w:customStyle="1">
+  <w:style w:type="paragraph" w:styleId="879" w:customStyle="1">
     <w:name w:val="Моноширинный"/>
-    <w:basedOn w:val="700"/>
-    <w:link w:val="712"/>
+    <w:basedOn w:val="869"/>
+    <w:link w:val="881"/>
     <w:qFormat/>
     <w:rPr>
       <w:rFonts w:ascii="Consolas" w:hAnsi="Consolas" w:eastAsia="Calibri" w:cs="Consolas"/>
       <w:lang w:eastAsia="en-US"/>
     </w:rPr>
   </w:style>
-  <w:style w:type="paragraph" w:styleId="711">
+  <w:style w:type="paragraph" w:styleId="880">
     <w:name w:val="List Paragraph"/>
-    <w:basedOn w:val="700"/>
+    <w:basedOn w:val="869"/>
     <w:uiPriority w:val="34"/>
     <w:qFormat/>
     <w:pPr>
@@ -17952,17 +18453,17 @@
       <w:lang w:eastAsia="en-US"/>
     </w:rPr>
   </w:style>
-  <w:style w:type="character" w:styleId="712" w:customStyle="1">
+  <w:style w:type="character" w:styleId="881" w:customStyle="1">
     <w:name w:val="Моноширинный Знак"/>
-    <w:basedOn w:val="704"/>
-    <w:link w:val="710"/>
+    <w:basedOn w:val="873"/>
+    <w:link w:val="879"/>
     <w:rPr>
       <w:rFonts w:ascii="Consolas" w:hAnsi="Consolas" w:eastAsia="Calibri" w:cs="Consolas"/>
     </w:rPr>
   </w:style>
-  <w:style w:type="character" w:styleId="713">
+  <w:style w:type="character" w:styleId="882">
     <w:name w:val="Hyperlink"/>
-    <w:basedOn w:val="704"/>
+    <w:basedOn w:val="873"/>
     <w:uiPriority w:val="99"/>
     <w:unhideWhenUsed/>
     <w:rPr>
@@ -17970,7 +18471,7 @@
       <w:u w:val="single"/>
     </w:rPr>
   </w:style>
-  <w:style w:type="paragraph" w:styleId="714">
+  <w:style w:type="paragraph" w:styleId="883">
     <w:name w:val="No Spacing"/>
     <w:uiPriority w:val="1"/>
     <w:qFormat/>
@@ -17982,10 +18483,10 @@
       <w:lang w:eastAsia="ru-RU"/>
     </w:rPr>
   </w:style>
-  <w:style w:type="paragraph" w:styleId="715">
+  <w:style w:type="paragraph" w:styleId="884">
     <w:name w:val="Balloon Text"/>
-    <w:basedOn w:val="700"/>
-    <w:link w:val="716"/>
+    <w:basedOn w:val="869"/>
+    <w:link w:val="885"/>
     <w:uiPriority w:val="99"/>
     <w:semiHidden/>
     <w:unhideWhenUsed/>
@@ -17998,10 +18499,10 @@
       <w:szCs w:val="16"/>
     </w:rPr>
   </w:style>
-  <w:style w:type="character" w:styleId="716" w:customStyle="1">
+  <w:style w:type="character" w:styleId="885" w:customStyle="1">
     <w:name w:val="Текст выноски Знак"/>
-    <w:basedOn w:val="704"/>
-    <w:link w:val="715"/>
+    <w:basedOn w:val="873"/>
+    <w:link w:val="884"/>
     <w:uiPriority w:val="99"/>
     <w:semiHidden/>
     <w:rPr>
@@ -18011,9 +18512,9 @@
       <w:lang w:eastAsia="ru-RU"/>
     </w:rPr>
   </w:style>
-  <w:style w:type="paragraph" w:styleId="717" w:customStyle="1">
+  <w:style w:type="paragraph" w:styleId="886" w:customStyle="1">
     <w:name w:val="Основной1"/>
-    <w:basedOn w:val="700"/>
+    <w:basedOn w:val="869"/>
     <w:qFormat/>
     <w:pPr>
       <w:jc w:val="both"/>
@@ -18024,10 +18525,10 @@
       <w:szCs w:val="24"/>
     </w:rPr>
   </w:style>
-  <w:style w:type="paragraph" w:styleId="718">
+  <w:style w:type="paragraph" w:styleId="887">
     <w:name w:val="Body Text"/>
-    <w:basedOn w:val="700"/>
-    <w:link w:val="719"/>
+    <w:basedOn w:val="869"/>
+    <w:link w:val="888"/>
     <w:pPr>
       <w:jc w:val="center"/>
       <w:spacing w:after="0" w:line="240" w:lineRule="auto"/>
@@ -18040,10 +18541,10 @@
       <w:szCs w:val="24"/>
     </w:rPr>
   </w:style>
-  <w:style w:type="character" w:styleId="719" w:customStyle="1">
+  <w:style w:type="character" w:styleId="888" w:customStyle="1">
     <w:name w:val="Основной текст Знак"/>
-    <w:basedOn w:val="704"/>
-    <w:link w:val="718"/>
+    <w:basedOn w:val="873"/>
+    <w:link w:val="887"/>
     <w:rPr>
       <w:rFonts w:ascii="Times New Roman" w:hAnsi="Times New Roman" w:eastAsia="Times New Roman" w:cs="Times New Roman"/>
       <w:b/>
@@ -18053,9 +18554,9 @@
       <w:lang w:eastAsia="ru-RU"/>
     </w:rPr>
   </w:style>
-  <w:style w:type="table" w:styleId="720">
+  <w:style w:type="table" w:styleId="889">
     <w:name w:val="Table Grid"/>
-    <w:basedOn w:val="705"/>
+    <w:basedOn w:val="874"/>
     <w:uiPriority w:val="59"/>
     <w:pPr>
       <w:spacing w:after="0" w:line="240" w:lineRule="auto"/>
@@ -18071,10 +18572,11 @@
       </w:tblBorders>
     </w:tblPr>
   </w:style>
-  <w:style w:type="paragraph" w:styleId="721">
+  <w:style w:type="paragraph" w:styleId="890">
     <w:name w:val="Caption"/>
-    <w:basedOn w:val="700"/>
-    <w:next w:val="700"/>
+    <w:basedOn w:val="869"/>
+    <w:next w:val="869"/>
+    <w:link w:val="726"/>
     <w:uiPriority w:val="35"/>
     <w:unhideWhenUsed/>
     <w:qFormat/>
@@ -18091,9 +18593,9 @@
       <w:lang w:eastAsia="en-US"/>
     </w:rPr>
   </w:style>
-  <w:style w:type="character" w:styleId="722">
+  <w:style w:type="character" w:styleId="891">
     <w:name w:val="FollowedHyperlink"/>
-    <w:basedOn w:val="704"/>
+    <w:basedOn w:val="873"/>
     <w:uiPriority w:val="99"/>
     <w:semiHidden/>
     <w:unhideWhenUsed/>
@@ -18102,10 +18604,10 @@
       <w:u w:val="single"/>
     </w:rPr>
   </w:style>
-  <w:style w:type="paragraph" w:styleId="723">
+  <w:style w:type="paragraph" w:styleId="892">
     <w:name w:val="Header"/>
-    <w:basedOn w:val="700"/>
-    <w:link w:val="724"/>
+    <w:basedOn w:val="869"/>
+    <w:link w:val="893"/>
     <w:uiPriority w:val="99"/>
     <w:unhideWhenUsed/>
     <w:pPr>
@@ -18116,20 +18618,20 @@
       </w:tabs>
     </w:pPr>
   </w:style>
-  <w:style w:type="character" w:styleId="724" w:customStyle="1">
+  <w:style w:type="character" w:styleId="893" w:customStyle="1">
     <w:name w:val="Верхний колонтитул Знак"/>
-    <w:basedOn w:val="704"/>
-    <w:link w:val="723"/>
+    <w:basedOn w:val="873"/>
+    <w:link w:val="892"/>
     <w:uiPriority w:val="99"/>
     <w:rPr>
       <w:rFonts w:ascii="Calibri" w:hAnsi="Calibri" w:eastAsia="Times New Roman" w:cs="Times New Roman"/>
       <w:lang w:eastAsia="ru-RU"/>
     </w:rPr>
   </w:style>
-  <w:style w:type="paragraph" w:styleId="725">
+  <w:style w:type="paragraph" w:styleId="894">
     <w:name w:val="Footer"/>
-    <w:basedOn w:val="700"/>
-    <w:link w:val="726"/>
+    <w:basedOn w:val="869"/>
+    <w:link w:val="895"/>
     <w:uiPriority w:val="99"/>
     <w:unhideWhenUsed/>
     <w:pPr>
@@ -18140,19 +18642,19 @@
       </w:tabs>
     </w:pPr>
   </w:style>
-  <w:style w:type="character" w:styleId="726" w:customStyle="1">
+  <w:style w:type="character" w:styleId="895" w:customStyle="1">
     <w:name w:val="Нижний колонтитул Знак"/>
-    <w:basedOn w:val="704"/>
-    <w:link w:val="725"/>
+    <w:basedOn w:val="873"/>
+    <w:link w:val="894"/>
     <w:uiPriority w:val="99"/>
     <w:rPr>
       <w:rFonts w:ascii="Calibri" w:hAnsi="Calibri" w:eastAsia="Times New Roman" w:cs="Times New Roman"/>
       <w:lang w:eastAsia="ru-RU"/>
     </w:rPr>
   </w:style>
-  <w:style w:type="character" w:styleId="727">
+  <w:style w:type="character" w:styleId="896">
     <w:name w:val="Unresolved Mention"/>
-    <w:basedOn w:val="704"/>
+    <w:basedOn w:val="873"/>
     <w:uiPriority w:val="99"/>
     <w:semiHidden/>
     <w:unhideWhenUsed/>
